--- a/docs/Dream_Job_Functional_Design.docx
+++ b/docs/Dream_Job_Functional_Design.docx
@@ -247,7 +247,7 @@
               <w:rPr>
                 <w:color w:val="1F2430"/>
               </w:rPr>
-              <w:t>1.0</w:t>
+              <w:t>1.1</w:t>
             </w:r>
           </w:p>
         </w:tc>
@@ -283,7 +283,7 @@
               <w:rPr>
                 <w:color w:val="1F2430"/>
               </w:rPr>
-              <w:t>8 September 2026</w:t>
+              <w:t>11 September 2026</w:t>
             </w:r>
           </w:p>
         </w:tc>
@@ -490,7 +490,7 @@
             </w:pPr>
             <w:r>
               <w:rPr/>
-              <w:t>1.0</w:t>
+              <w:t>1.1</w:t>
             </w:r>
           </w:p>
         </w:tc>
@@ -537,7 +537,7 @@
             </w:pPr>
             <w:r>
               <w:rPr/>
-              <w:t>8 September 2026</w:t>
+              <w:t>11 September 2026</w:t>
             </w:r>
           </w:p>
         </w:tc>
@@ -1475,7 +1475,7 @@
       <w:r>
         <w:drawing>
           <wp:inline xmlns:a="http://schemas.openxmlformats.org/drawingml/2006/main" xmlns:pic="http://schemas.openxmlformats.org/drawingml/2006/picture">
-            <wp:extent cx="5733288" cy="2747471"/>
+            <wp:extent cx="5733288" cy="2745396"/>
             <wp:docPr id="2" name="Picture 2"/>
             <wp:cNvGraphicFramePr>
               <a:graphicFrameLocks noChangeAspect="1"/>
@@ -1496,7 +1496,7 @@
                   <pic:spPr>
                     <a:xfrm>
                       <a:off x="0" y="0"/>
-                      <a:ext cx="5733288" cy="2747471"/>
+                      <a:ext cx="5733288" cy="2745396"/>
                     </a:xfrm>
                     <a:prstGeom prst="rect"/>
                   </pic:spPr>
@@ -1542,7 +1542,7 @@
       </w:r>
       <w:r>
         <w:rPr/>
-        <w:t xml:space="preserve"> renders this as a live map. Each of the fifteen stages reports one of five states — done, running, ready, </w:t>
+        <w:t xml:space="preserve"> renders this as a live map. Each of the sixteen stages reports one of five states — done, running, ready, </w:t>
       </w:r>
       <w:r>
         <w:rPr>
@@ -1552,7 +1552,7 @@
       </w:r>
       <w:r>
         <w:rPr/>
-        <w:t>, or not started — with real counts, and links to the screen that advances it. A blocked stage never just says "not done"; it says what would unblock it, because the commonest way to get lost in a fifteen-stage pipeline is not knowing the next move. A one-line version of the same map sits at the top of every working screen.</w:t>
+        <w:t>, or not started — with real counts, and links to the screen that advances it. A blocked stage never just says "not done"; it says what would unblock it, because the commonest way to get lost in a sixteen-stage pipeline is not knowing the next move. A one-line version of the same map sits at the top of every working screen.</w:t>
       </w:r>
     </w:p>
     <w:p>
@@ -1637,7 +1637,7 @@
       <w:r>
         <w:drawing>
           <wp:inline xmlns:a="http://schemas.openxmlformats.org/drawingml/2006/main" xmlns:pic="http://schemas.openxmlformats.org/drawingml/2006/picture">
-            <wp:extent cx="5733288" cy="2600131"/>
+            <wp:extent cx="5733288" cy="2598167"/>
             <wp:docPr id="3" name="Picture 3"/>
             <wp:cNvGraphicFramePr>
               <a:graphicFrameLocks noChangeAspect="1"/>
@@ -1658,7 +1658,7 @@
                   <pic:spPr>
                     <a:xfrm>
                       <a:off x="0" y="0"/>
-                      <a:ext cx="5733288" cy="2600131"/>
+                      <a:ext cx="5733288" cy="2598167"/>
                     </a:xfrm>
                     <a:prstGeom prst="rect"/>
                   </pic:spPr>
@@ -1785,7 +1785,7 @@
       <w:r>
         <w:drawing>
           <wp:inline xmlns:a="http://schemas.openxmlformats.org/drawingml/2006/main" xmlns:pic="http://schemas.openxmlformats.org/drawingml/2006/picture">
-            <wp:extent cx="5733288" cy="2488283"/>
+            <wp:extent cx="5733288" cy="2652981"/>
             <wp:docPr id="4" name="Picture 4"/>
             <wp:cNvGraphicFramePr>
               <a:graphicFrameLocks noChangeAspect="1"/>
@@ -1806,7 +1806,7 @@
                   <pic:spPr>
                     <a:xfrm>
                       <a:off x="0" y="0"/>
-                      <a:ext cx="5733288" cy="2488283"/>
+                      <a:ext cx="5733288" cy="2652981"/>
                     </a:xfrm>
                     <a:prstGeom prst="rect"/>
                   </pic:spPr>
@@ -2439,7 +2439,7 @@
       <w:r>
         <w:drawing>
           <wp:inline xmlns:a="http://schemas.openxmlformats.org/drawingml/2006/main" xmlns:pic="http://schemas.openxmlformats.org/drawingml/2006/picture">
-            <wp:extent cx="5733288" cy="3653184"/>
+            <wp:extent cx="5733288" cy="3654755"/>
             <wp:docPr id="5" name="Picture 5"/>
             <wp:cNvGraphicFramePr>
               <a:graphicFrameLocks noChangeAspect="1"/>
@@ -2460,7 +2460,7 @@
                   <pic:spPr>
                     <a:xfrm>
                       <a:off x="0" y="0"/>
-                      <a:ext cx="5733288" cy="3653184"/>
+                      <a:ext cx="5733288" cy="3654755"/>
                     </a:xfrm>
                     <a:prstGeom prst="rect"/>
                   </pic:spPr>
@@ -3102,7 +3102,17 @@
       </w:r>
       <w:r>
         <w:rPr/>
-        <w:t xml:space="preserve"> is reported concretely before launch: per entity type, how many records are reused versus scheduled, and the time and cost avoided. Staleness defaults follow FR-343 — vacancies 7 days, company websites 90 days, filings 1 year.</w:t>
+        <w:t xml:space="preserve"> is reported concretely before launch: per entity type, how many records are reused versus scheduled, and the time and cost avoided. Staleness defaults follow FR-343 across </w:t>
+      </w:r>
+      <w:r>
+        <w:rPr>
+          <w:b/>
+        </w:rPr>
+        <w:t>ten entity types</w:t>
+      </w:r>
+      <w:r>
+        <w:rPr/>
+        <w:t xml:space="preserve"> — vacancies 7 days, hiring signals and events 30 days, company websites 90 days, contacts, competitor links and employer-kind verdicts 180 days, filings 1 year, and salary observations nearly 4 years. Every value is administrator-editable and stored with the installation's other settings.</w:t>
       </w:r>
     </w:p>
     <w:p>
@@ -3114,7 +3124,7 @@
       <w:r>
         <w:drawing>
           <wp:inline xmlns:a="http://schemas.openxmlformats.org/drawingml/2006/main" xmlns:pic="http://schemas.openxmlformats.org/drawingml/2006/picture">
-            <wp:extent cx="5733288" cy="3913196"/>
+            <wp:extent cx="5733288" cy="3914570"/>
             <wp:docPr id="6" name="Picture 6"/>
             <wp:cNvGraphicFramePr>
               <a:graphicFrameLocks noChangeAspect="1"/>
@@ -3135,7 +3145,7 @@
                   <pic:spPr>
                     <a:xfrm>
                       <a:off x="0" y="0"/>
-                      <a:ext cx="5733288" cy="3913196"/>
+                      <a:ext cx="5733288" cy="3914570"/>
                     </a:xfrm>
                     <a:prstGeom prst="rect"/>
                   </pic:spPr>
@@ -3177,8 +3187,14 @@
     </w:p>
     <w:p>
       <w:r>
+        <w:rPr>
+          <w:b/>
+        </w:rPr>
+        <w:t>Twenty-nine adapters</w:t>
+      </w:r>
+      <w:r>
         <w:rPr/>
-        <w:t>Twenty-four adapters over a common four-step contract:</w:t>
+        <w:t xml:space="preserve"> over a common four-step contract:</w:t>
       </w:r>
     </w:p>
     <w:tbl>
@@ -3197,9 +3213,9 @@
         </w:tblCellMar>
       </w:tblPr>
       <w:tblGrid>
-        <w:gridCol w:w="2044"/>
-        <w:gridCol w:w="1130"/>
-        <w:gridCol w:w="5855"/>
+        <w:gridCol w:w="1852"/>
+        <w:gridCol w:w="1037"/>
+        <w:gridCol w:w="6140"/>
       </w:tblGrid>
       <w:tr>
         <w:trPr>
@@ -3208,7 +3224,7 @@
         </w:trPr>
         <w:tc>
           <w:tcPr>
-            <w:tcW w:type="dxa" w:w="2044"/>
+            <w:tcW w:type="dxa" w:w="1852"/>
             <w:shd w:val="clear" w:color="auto" w:fill="EEF0F5"/>
             <w:vAlign w:val="center"/>
             <w:tcBorders>
@@ -3230,7 +3246,7 @@
         </w:tc>
         <w:tc>
           <w:tcPr>
-            <w:tcW w:type="dxa" w:w="1130"/>
+            <w:tcW w:type="dxa" w:w="1037"/>
             <w:shd w:val="clear" w:color="auto" w:fill="EEF0F5"/>
             <w:vAlign w:val="center"/>
             <w:tcBorders>
@@ -3252,7 +3268,7 @@
         </w:tc>
         <w:tc>
           <w:tcPr>
-            <w:tcW w:type="dxa" w:w="5855"/>
+            <w:tcW w:type="dxa" w:w="6140"/>
             <w:shd w:val="clear" w:color="auto" w:fill="EEF0F5"/>
             <w:vAlign w:val="center"/>
             <w:tcBorders>
@@ -3279,7 +3295,7 @@
         </w:trPr>
         <w:tc>
           <w:tcPr>
-            <w:tcW w:type="dxa" w:w="2044"/>
+            <w:tcW w:type="dxa" w:w="1852"/>
             <w:vAlign w:val="center"/>
             <w:tcBorders>
               <w:top w:val="single" w:sz="4" w:space="0" w:color="D5D8DF"/>
@@ -3300,7 +3316,7 @@
         </w:tc>
         <w:tc>
           <w:tcPr>
-            <w:tcW w:type="dxa" w:w="1130"/>
+            <w:tcW w:type="dxa" w:w="1037"/>
             <w:vAlign w:val="center"/>
             <w:tcBorders>
               <w:top w:val="single" w:sz="4" w:space="0" w:color="D5D8DF"/>
@@ -3315,13 +3331,13 @@
             </w:pPr>
             <w:r>
               <w:rPr/>
-              <w:t>7</w:t>
+              <w:t>9</w:t>
             </w:r>
           </w:p>
         </w:tc>
         <w:tc>
           <w:tcPr>
-            <w:tcW w:type="dxa" w:w="5855"/>
+            <w:tcW w:type="dxa" w:w="6140"/>
             <w:vAlign w:val="center"/>
             <w:tcBorders>
               <w:top w:val="single" w:sz="4" w:space="0" w:color="D5D8DF"/>
@@ -3336,7 +3352,7 @@
             </w:pPr>
             <w:r>
               <w:rPr/>
-              <w:t>Greenhouse, Lever, SmartRecruiters, Ashby, Recruitee, Personio, Workday</w:t>
+              <w:t>Greenhouse, Lever, SmartRecruiters, Ashby, Recruitee, Personio, Workday, Teamtailor, Workable</w:t>
             </w:r>
           </w:p>
         </w:tc>
@@ -3347,7 +3363,7 @@
         </w:trPr>
         <w:tc>
           <w:tcPr>
-            <w:tcW w:type="dxa" w:w="2044"/>
+            <w:tcW w:type="dxa" w:w="1852"/>
             <w:vAlign w:val="center"/>
             <w:shd w:val="clear" w:color="auto" w:fill="F7F8FA"/>
             <w:tcBorders>
@@ -3369,7 +3385,7 @@
         </w:tc>
         <w:tc>
           <w:tcPr>
-            <w:tcW w:type="dxa" w:w="1130"/>
+            <w:tcW w:type="dxa" w:w="1037"/>
             <w:vAlign w:val="center"/>
             <w:shd w:val="clear" w:color="auto" w:fill="F7F8FA"/>
             <w:tcBorders>
@@ -3385,13 +3401,13 @@
             </w:pPr>
             <w:r>
               <w:rPr/>
-              <w:t>7</w:t>
+              <w:t>9</w:t>
             </w:r>
           </w:p>
         </w:tc>
         <w:tc>
           <w:tcPr>
-            <w:tcW w:type="dxa" w:w="5855"/>
+            <w:tcW w:type="dxa" w:w="6140"/>
             <w:vAlign w:val="center"/>
             <w:shd w:val="clear" w:color="auto" w:fill="F7F8FA"/>
             <w:tcBorders>
@@ -3407,7 +3423,7 @@
             </w:pPr>
             <w:r>
               <w:rPr/>
-              <w:t>EURES, VDAB, Jobat, StepStone, Indeed, Welcome to the Jungle, generic</w:t>
+              <w:t>EURES, VDAB, Actiris, Jobat, StepStone, Indeed, Welcome to the Jungle, Arbeitnow, generic HTML</w:t>
             </w:r>
           </w:p>
         </w:tc>
@@ -3418,7 +3434,7 @@
         </w:trPr>
         <w:tc>
           <w:tcPr>
-            <w:tcW w:type="dxa" w:w="2044"/>
+            <w:tcW w:type="dxa" w:w="1852"/>
             <w:vAlign w:val="center"/>
             <w:tcBorders>
               <w:top w:val="single" w:sz="4" w:space="0" w:color="D5D8DF"/>
@@ -3439,7 +3455,7 @@
         </w:tc>
         <w:tc>
           <w:tcPr>
-            <w:tcW w:type="dxa" w:w="1130"/>
+            <w:tcW w:type="dxa" w:w="1037"/>
             <w:vAlign w:val="center"/>
             <w:tcBorders>
               <w:top w:val="single" w:sz="4" w:space="0" w:color="D5D8DF"/>
@@ -3460,7 +3476,7 @@
         </w:tc>
         <w:tc>
           <w:tcPr>
-            <w:tcW w:type="dxa" w:w="5855"/>
+            <w:tcW w:type="dxa" w:w="6140"/>
             <w:vAlign w:val="center"/>
             <w:tcBorders>
               <w:top w:val="single" w:sz="4" w:space="0" w:color="D5D8DF"/>
@@ -3486,7 +3502,7 @@
         </w:trPr>
         <w:tc>
           <w:tcPr>
-            <w:tcW w:type="dxa" w:w="2044"/>
+            <w:tcW w:type="dxa" w:w="1852"/>
             <w:vAlign w:val="center"/>
             <w:shd w:val="clear" w:color="auto" w:fill="F7F8FA"/>
             <w:tcBorders>
@@ -3508,7 +3524,7 @@
         </w:tc>
         <w:tc>
           <w:tcPr>
-            <w:tcW w:type="dxa" w:w="1130"/>
+            <w:tcW w:type="dxa" w:w="1037"/>
             <w:vAlign w:val="center"/>
             <w:shd w:val="clear" w:color="auto" w:fill="F7F8FA"/>
             <w:tcBorders>
@@ -3530,7 +3546,7 @@
         </w:tc>
         <w:tc>
           <w:tcPr>
-            <w:tcW w:type="dxa" w:w="5855"/>
+            <w:tcW w:type="dxa" w:w="6140"/>
             <w:vAlign w:val="center"/>
             <w:shd w:val="clear" w:color="auto" w:fill="F7F8FA"/>
             <w:tcBorders>
@@ -3557,7 +3573,7 @@
         </w:trPr>
         <w:tc>
           <w:tcPr>
-            <w:tcW w:type="dxa" w:w="2044"/>
+            <w:tcW w:type="dxa" w:w="1852"/>
             <w:vAlign w:val="center"/>
             <w:tcBorders>
               <w:top w:val="single" w:sz="4" w:space="0" w:color="D5D8DF"/>
@@ -3578,7 +3594,7 @@
         </w:tc>
         <w:tc>
           <w:tcPr>
-            <w:tcW w:type="dxa" w:w="1130"/>
+            <w:tcW w:type="dxa" w:w="1037"/>
             <w:vAlign w:val="center"/>
             <w:tcBorders>
               <w:top w:val="single" w:sz="4" w:space="0" w:color="D5D8DF"/>
@@ -3599,7 +3615,7 @@
         </w:tc>
         <w:tc>
           <w:tcPr>
-            <w:tcW w:type="dxa" w:w="5855"/>
+            <w:tcW w:type="dxa" w:w="6140"/>
             <w:vAlign w:val="center"/>
             <w:tcBorders>
               <w:top w:val="single" w:sz="4" w:space="0" w:color="D5D8DF"/>
@@ -3625,7 +3641,7 @@
         </w:trPr>
         <w:tc>
           <w:tcPr>
-            <w:tcW w:type="dxa" w:w="2044"/>
+            <w:tcW w:type="dxa" w:w="1852"/>
             <w:vAlign w:val="center"/>
             <w:shd w:val="clear" w:color="auto" w:fill="F7F8FA"/>
             <w:tcBorders>
@@ -3647,7 +3663,7 @@
         </w:tc>
         <w:tc>
           <w:tcPr>
-            <w:tcW w:type="dxa" w:w="1130"/>
+            <w:tcW w:type="dxa" w:w="1037"/>
             <w:vAlign w:val="center"/>
             <w:shd w:val="clear" w:color="auto" w:fill="F7F8FA"/>
             <w:tcBorders>
@@ -3669,7 +3685,7 @@
         </w:tc>
         <w:tc>
           <w:tcPr>
-            <w:tcW w:type="dxa" w:w="5855"/>
+            <w:tcW w:type="dxa" w:w="6140"/>
             <w:vAlign w:val="center"/>
             <w:shd w:val="clear" w:color="auto" w:fill="F7F8FA"/>
             <w:tcBorders>
@@ -3685,7 +3701,75 @@
             </w:pPr>
             <w:r>
               <w:rPr/>
-              <w:t>RSS, event radar, social</w:t>
+              <w:t>RSS newsrooms, event radar, social event calendars</w:t>
+            </w:r>
+          </w:p>
+        </w:tc>
+      </w:tr>
+      <w:tr>
+        <w:trPr>
+          <w:cantSplit w:val="true"/>
+        </w:trPr>
+        <w:tc>
+          <w:tcPr>
+            <w:tcW w:type="dxa" w:w="1852"/>
+            <w:vAlign w:val="center"/>
+            <w:tcBorders>
+              <w:top w:val="single" w:sz="4" w:space="0" w:color="D5D8DF"/>
+              <w:left w:val="single" w:sz="4" w:space="0" w:color="D5D8DF"/>
+              <w:bottom w:val="single" w:sz="4" w:space="0" w:color="D5D8DF"/>
+              <w:right w:val="single" w:sz="4" w:space="0" w:color="D5D8DF"/>
+            </w:tcBorders>
+          </w:tcPr>
+          <w:p>
+            <w:pPr>
+              <w:pStyle w:val="DJTableText"/>
+            </w:pPr>
+            <w:r>
+              <w:rPr/>
+              <w:t>Compensation</w:t>
+            </w:r>
+          </w:p>
+        </w:tc>
+        <w:tc>
+          <w:tcPr>
+            <w:tcW w:type="dxa" w:w="1037"/>
+            <w:vAlign w:val="center"/>
+            <w:tcBorders>
+              <w:top w:val="single" w:sz="4" w:space="0" w:color="D5D8DF"/>
+              <w:left w:val="single" w:sz="4" w:space="0" w:color="D5D8DF"/>
+              <w:bottom w:val="single" w:sz="4" w:space="0" w:color="D5D8DF"/>
+              <w:right w:val="single" w:sz="4" w:space="0" w:color="D5D8DF"/>
+            </w:tcBorders>
+          </w:tcPr>
+          <w:p>
+            <w:pPr>
+              <w:pStyle w:val="DJTableText"/>
+            </w:pPr>
+            <w:r>
+              <w:rPr/>
+              <w:t>1</w:t>
+            </w:r>
+          </w:p>
+        </w:tc>
+        <w:tc>
+          <w:tcPr>
+            <w:tcW w:type="dxa" w:w="6140"/>
+            <w:vAlign w:val="center"/>
+            <w:tcBorders>
+              <w:top w:val="single" w:sz="4" w:space="0" w:color="D5D8DF"/>
+              <w:left w:val="single" w:sz="4" w:space="0" w:color="D5D8DF"/>
+              <w:bottom w:val="single" w:sz="4" w:space="0" w:color="D5D8DF"/>
+              <w:right w:val="single" w:sz="4" w:space="0" w:color="D5D8DF"/>
+            </w:tcBorders>
+          </w:tcPr>
+          <w:p>
+            <w:pPr>
+              <w:pStyle w:val="DJTableText"/>
+            </w:pPr>
+            <w:r>
+              <w:rPr/>
+              <w:t>Eurostat Structure of Earnings Survey</w:t>
             </w:r>
           </w:p>
         </w:tc>
@@ -3771,6 +3855,42 @@
     <w:p>
       <w:r>
         <w:rPr/>
+        <w:t xml:space="preserve">Collection is no longer only a list of vacancies. Since FR-181 the search starts from a </w:t>
+      </w:r>
+      <w:r>
+        <w:rPr>
+          <w:b/>
+        </w:rPr>
+        <w:t>register of companies</w:t>
+      </w:r>
+      <w:r>
+        <w:rPr/>
+        <w:t xml:space="preserve">, not from whatever happened to be scraped: a curated seed of large named employers, the ATS board registry, and the bulk company/register files (KBO, Companies House) are staged into a </w:t>
+      </w:r>
+      <w:r>
+        <w:rPr>
+          <w:rStyle w:val="CodeInline"/>
+        </w:rPr>
+        <w:t>company_seed</w:t>
+      </w:r>
+      <w:r>
+        <w:rPr/>
+        <w:t xml:space="preserve"> table and promoted into the shared knowledge base only when a directive selects them. A board the installation finds is </w:t>
+      </w:r>
+      <w:r>
+        <w:rPr>
+          <w:b/>
+        </w:rPr>
+        <w:t>verified before it is trusted</w:t>
+      </w:r>
+      <w:r>
+        <w:rPr/>
+        <w:t xml:space="preserve"> and its liveness is learned: a board that 404s twice is retired, one that answers is revisited after 90 days, and discovery reports a measured live rate (85.4% over the 2,227 boards read) rather than assuming every slug resolves.</w:t>
+      </w:r>
+    </w:p>
+    <w:p>
+      <w:r>
+        <w:rPr/>
         <w:t xml:space="preserve">Collection runs as </w:t>
       </w:r>
       <w:r>
@@ -3781,19 +3901,35 @@
       </w:r>
       <w:r>
         <w:rPr/>
-        <w:t xml:space="preserve"> with per-adapter progress, error counts, pause, resume and cancel. A crash loses at most the page in flight. Explicit caps bound every job — pages, companies, people, wall-clock duration — and an administrator's per-source cap is a ceiling a campaign cannot raise.</w:t>
-      </w:r>
-    </w:p>
-    <w:p>
+        <w:t xml:space="preserve"> with per-adapter progress, error counts, pause, resume and cancel. A crash loses at most the page in flight. Every plan item reports one of </w:t>
+      </w:r>
       <w:r>
         <w:rPr>
           <w:b/>
         </w:rPr>
-        <w:t>Sources whose terms prohibit automated access are disabled by default</w:t>
+        <w:t>six measured outcomes</w:t>
       </w:r>
       <w:r>
         <w:rPr/>
-        <w:t xml:space="preserve"> and require an explicit administrator acknowledgement (IR-101). Indeed and StepStone ship in that state.</w:t>
+        <w:t xml:space="preserve"> — succeeded, blocked, gone, failed, skipped, capped — so "no vacancies" is never confused with "the source broke", and a register's "no" is recorded as an answer. Per-domain rate-limit buckets let independent sources run concurrently while a single host stays politely paced.</w:t>
+      </w:r>
+    </w:p>
+    <w:p>
+      <w:r>
+        <w:rPr/>
+        <w:t>Explicit caps bound every job — pages, companies, people, wall-clock duration — and an administrator's per-source cap is a ceiling a campaign cannot raise.</w:t>
+      </w:r>
+    </w:p>
+    <w:p>
+      <w:r>
+        <w:rPr>
+          <w:b/>
+        </w:rPr>
+        <w:t>Sources whose terms restrict automated access ship disabled by default</w:t>
+      </w:r>
+      <w:r>
+        <w:rPr/>
+        <w:t xml:space="preserve"> and require an explicit administrator acknowledgement (IR-101). Indeed and StepStone are in that state, as are SmartRecruiters and the social-event adapter; a prohibited source is a refusal the pipeline records rather than an error it retries (NFR-403).</w:t>
       </w:r>
     </w:p>
     <w:p>
@@ -3818,13 +3954,13 @@
       </w:r>
       <w:r>
         <w:rPr/>
-        <w:t>, over the Chrome DevTools Protocol.</w:t>
+        <w:t xml:space="preserve"> — a Chromium browser over the Chrome DevTools Protocol, or Firefox through a Playwright persistent context, each on a dedicated profile directory that keeps the user's normal browser untouched.</w:t>
       </w:r>
     </w:p>
     <w:p>
       <w:r>
         <w:rPr/>
-        <w:t>It never requests, captures, stores or replays credentials, cookies or session tokens (FR-202, NFR-203). A dedicated profile directory keeps the user's normal browser untouched.</w:t>
+        <w:t>It never requests, captures, stores or replays credentials, cookies or session tokens (FR-202, NFR-203); captured DOM is sanitised before it is stored, and password, consent and captcha controls are removed on the way in.</w:t>
       </w:r>
     </w:p>
     <w:p>
@@ -3847,7 +3983,7 @@
       </w:r>
       <w:r>
         <w:rPr/>
-        <w:t xml:space="preserve"> (FR-205). An explicit allowlist of URLs is enforced; open-ended crawling is refused.</w:t>
+        <w:t xml:space="preserve"> (FR-205). An explicit allowlist of URLs is enforced; open-ended crawling is refused. LinkedIn runs are capped at 200 targets (60 profiles, 40 companies); Glassdoor at 60.</w:t>
       </w:r>
     </w:p>
     <w:p>
@@ -3866,11 +4002,21 @@
         <w:rPr>
           <w:b/>
         </w:rPr>
-        <w:t>Duration is announced before starting</w:t>
+        <w:t>Glassdoor is matched per country domain</w:t>
       </w:r>
       <w:r>
         <w:rPr/>
-        <w:t xml:space="preserve"> (FR-204) and refined during execution, computed from the same pacing distribution the executor uses.</w:t>
+        <w:t xml:space="preserve">, so a Belgian search reads </w:t>
+      </w:r>
+      <w:r>
+        <w:rPr>
+          <w:rStyle w:val="CodeInline"/>
+        </w:rPr>
+        <w:t>glassdoor.be</w:t>
+      </w:r>
+      <w:r>
+        <w:rPr/>
+        <w:t xml:space="preserve"> rather than guessing at the US site.</w:t>
       </w:r>
     </w:p>
     <w:p>
@@ -3889,6 +4035,29 @@
         <w:rPr>
           <w:b/>
         </w:rPr>
+        <w:t>Duration is announced before starting</w:t>
+      </w:r>
+      <w:r>
+        <w:rPr/>
+        <w:t xml:space="preserve"> (FR-204) and refined during execution, computed from the same pacing distribution the executor uses.</w:t>
+      </w:r>
+    </w:p>
+    <w:p>
+      <w:pPr>
+        <w:pStyle w:val="DJBullet"/>
+      </w:pPr>
+      <w:r>
+        <w:rPr>
+          <w:b/>
+          <w:color w:val="6D54D8"/>
+        </w:rPr>
+        <w:t>•</w:t>
+        <w:tab/>
+      </w:r>
+      <w:r>
+        <w:rPr>
+          <w:b/>
+        </w:rPr>
         <w:t>It stops immediately</w:t>
       </w:r>
       <w:r>
@@ -3912,6 +4081,28 @@
       <w:r>
         <w:rPr/>
         <w:t>The user can watch, pause, and skip individual targets (FR-206).</w:t>
+      </w:r>
+    </w:p>
+    <w:p>
+      <w:r>
+        <w:rPr>
+          <w:b/>
+        </w:rPr>
+        <w:t>The same session also pre-fills ATS application forms (FR-328).</w:t>
+      </w:r>
+      <w:r>
+        <w:rPr/>
+        <w:t xml:space="preserve"> On request the automation maps a company's application controls to canonical fields — name, contact details, work history, the cover field — and uploads the approved CV. It </w:t>
+      </w:r>
+      <w:r>
+        <w:rPr>
+          <w:b/>
+        </w:rPr>
+        <w:t>never clicks submit</w:t>
+      </w:r>
+      <w:r>
+        <w:rPr/>
+        <w:t>, never touches a password, consent or captcha control, and pauses so the applicant completes and sends the form themselves. Contacts gathered this way carry a retention deadline (30 days by default) and are erased with the campaign unless an administrator has opted into sharing (NFR-303).</w:t>
       </w:r>
     </w:p>
     <w:p>
@@ -4044,17 +4235,33 @@
     <w:p>
       <w:r>
         <w:rPr/>
-        <w:t xml:space="preserve">The result is a </w:t>
+        <w:t xml:space="preserve">Before anything can be crawled, the company needs a domain. That is resolved by a </w:t>
       </w:r>
       <w:r>
         <w:rPr>
           <w:b/>
         </w:rPr>
-        <w:t>standardised profile with a fixed schema</w:t>
+        <w:t>six-rung ladder</w:t>
       </w:r>
       <w:r>
         <w:rPr/>
-        <w:t xml:space="preserve"> (FR-222), displayed in a consistent layout: identity and legal identifiers, business summary, sector codes, size, locations, structure and departments, key people, references, financial summary, hiring signals, competitors, sources. Every field carries confidence and provenance (NFR-402); low-confidence fields are visibly flagged.</w:t>
+        <w:t>, cheapest first and each rung gated by an identity check: a domain already held on a valid contact or in posted vacancy text; the link on a vacancy; the tenant slug on an ATS board; the web line on a register filing; or a derived host that is only written once it actually answers. A candidate that resolves to a namesake is recorded as refused rather than quietly used, and an unresolved company is written down as a finding instead of being dropped.</w:t>
+      </w:r>
+    </w:p>
+    <w:p>
+      <w:r>
+        <w:rPr/>
+        <w:t xml:space="preserve">Profiles are then built to a </w:t>
+      </w:r>
+      <w:r>
+        <w:rPr>
+          <w:b/>
+        </w:rPr>
+        <w:t>fixed seventeen-section schema</w:t>
+      </w:r>
+      <w:r>
+        <w:rPr/>
+        <w:t xml:space="preserve"> (FR-222) — identity and legal identifiers, business summary, sector codes, size, locations, structure and departments, key people, references, financial summary, hiring signals, competitors, review signals, sources, and so on. Every field carries confidence and provenance (NFR-402); low-confidence fields are visibly flagged.</w:t>
       </w:r>
     </w:p>
     <w:p>
@@ -4076,6 +4283,22 @@
     <w:p>
       <w:r>
         <w:rPr/>
+        <w:t xml:space="preserve">Enrichment runs as one guarded pass — domains, employer kind, website profile, hiring signals, review signals, financials — so a company discovered mid-campaign arrives complete without the job seeker visiting six screens. It never turns a single failed rung into a failed run. Review signals (FR-265, FR-384) are read from the company's own pages (schema.org </w:t>
+      </w:r>
+      <w:r>
+        <w:rPr>
+          <w:rStyle w:val="CodeInline"/>
+        </w:rPr>
+        <w:t>aggregateRating</w:t>
+      </w:r>
+      <w:r>
+        <w:rPr/>
+        <w:t>) with no extra egress and at self-published confidence; they are advisory and never decide a ranking on their own.</w:t>
+      </w:r>
+    </w:p>
+    <w:p>
+      <w:r>
+        <w:rPr/>
         <w:t>Company pages are the exact injection vector NFR-205 is about, so crawled text reaches the model as fenced, explicitly-labelled untrusted data.</w:t>
       </w:r>
     </w:p>
@@ -4092,7 +4315,17 @@
       </w:r>
       <w:r>
         <w:rPr/>
-        <w:t xml:space="preserve"> and refreshed incrementally (FR-226).</w:t>
+        <w:t xml:space="preserve"> and refreshed incrementally (FR-226). Registry identity is checked at the register: a company is matched, reported </w:t>
+      </w:r>
+      <w:r>
+        <w:rPr>
+          <w:b/>
+        </w:rPr>
+        <w:t>ambiguous</w:t>
+      </w:r>
+      <w:r>
+        <w:rPr/>
+        <w:t xml:space="preserve"> with its candidate set, found to have no match, or recorded unavailable — the last three are answers, and a register's "no" is never mistaken for a broken source (FR-403).</w:t>
       </w:r>
     </w:p>
     <w:p>
@@ -4230,7 +4463,7 @@
       <w:r>
         <w:drawing>
           <wp:inline xmlns:a="http://schemas.openxmlformats.org/drawingml/2006/main" xmlns:pic="http://schemas.openxmlformats.org/drawingml/2006/picture">
-            <wp:extent cx="5733288" cy="4259881"/>
+            <wp:extent cx="5733288" cy="4260993"/>
             <wp:docPr id="7" name="Picture 7"/>
             <wp:cNvGraphicFramePr>
               <a:graphicFrameLocks noChangeAspect="1"/>
@@ -4251,7 +4484,7 @@
                   <pic:spPr>
                     <a:xfrm>
                       <a:off x="0" y="0"/>
-                      <a:ext cx="5733288" cy="4259881"/>
+                      <a:ext cx="5733288" cy="4260993"/>
                     </a:xfrm>
                     <a:prstGeom prst="rect"/>
                   </pic:spPr>
@@ -4501,7 +4734,55 @@
     <w:p>
       <w:r>
         <w:rPr/>
-        <w:t>Seven weighted sub-scores: profile fit, dream-job fit, directive fit, company attractiveness, compensation fit, plausibility (speculative only), and reachability.</w:t>
+        <w:t xml:space="preserve">Seven weighted sub-scores: profile fit, dream-job fit, directive fit, company attractiveness, compensation fit, plausibility, and reachability. </w:t>
+      </w:r>
+      <w:r>
+        <w:rPr>
+          <w:b/>
+        </w:rPr>
+        <w:t>Every</w:t>
+      </w:r>
+      <w:r>
+        <w:rPr/>
+        <w:t xml:space="preserve"> opportunity is scored on all seven — plausibility is 1.0 for an advertised vacancy and a model judgement for a speculative opening — so a weight never silently changes meaning between the two kinds of row.</w:t>
+      </w:r>
+    </w:p>
+    <w:p>
+      <w:r>
+        <w:rPr/>
+        <w:t xml:space="preserve">Company attractiveness is deterministic and now reads four financial and behavioural inputs plus a fifth, smaller </w:t>
+      </w:r>
+      <w:r>
+        <w:rPr>
+          <w:b/>
+        </w:rPr>
+        <w:t>employer-review signal</w:t>
+      </w:r>
+      <w:r>
+        <w:rPr/>
+        <w:t xml:space="preserve">: trajectory, ability to pay, investment capacity and the decayed strength of recent hiring signals, with a company's own review rating contributing at a deliberately low weight. When the employer is not disclosed at all, the company sub-score is </w:t>
+      </w:r>
+      <w:r>
+        <w:rPr>
+          <w:rStyle w:val="CodeInline"/>
+        </w:rPr>
+        <w:t>None</w:t>
+      </w:r>
+      <w:r>
+        <w:rPr/>
+        <w:t xml:space="preserve"> rather than a fabricated number, and the intermediary's company dimensions are excluded from scoring by name rather than scored low.</w:t>
+      </w:r>
+    </w:p>
+    <w:p>
+      <w:r>
+        <w:rPr>
+          <w:b/>
+        </w:rPr>
+        <w:t>Ranking is two-stage.</w:t>
+      </w:r>
+      <w:r>
+        <w:rPr/>
+        <w:t xml:space="preserve"> A deterministic pre-rank orders the whole corpus cheaply, then the model is asked to refine only the top slice (500 by default), with an explicit coverage report accounting for every row that was and was not model-scored. Dream-job fit itself is a blend — a 0.6 semantic component and a 0.4 deterministic component — so a model outage degrades the score rather than removing it.</w:t>
       </w:r>
     </w:p>
     <w:p>
@@ -4629,7 +4910,7 @@
       <w:r>
         <w:drawing>
           <wp:inline xmlns:a="http://schemas.openxmlformats.org/drawingml/2006/main" xmlns:pic="http://schemas.openxmlformats.org/drawingml/2006/picture">
-            <wp:extent cx="5733288" cy="3518842"/>
+            <wp:extent cx="5733288" cy="3533507"/>
             <wp:docPr id="8" name="Picture 8"/>
             <wp:cNvGraphicFramePr>
               <a:graphicFrameLocks noChangeAspect="1"/>
@@ -4650,7 +4931,7 @@
                   <pic:spPr>
                     <a:xfrm>
                       <a:off x="0" y="0"/>
-                      <a:ext cx="5733288" cy="3518842"/>
+                      <a:ext cx="5733288" cy="3533507"/>
                     </a:xfrm>
                     <a:prstGeom prst="rect"/>
                   </pic:spPr>
@@ -4682,6 +4963,228 @@
       </w:r>
     </w:p>
     <w:p>
+      <w:r>
+        <w:rPr/>
+        <w:t xml:space="preserve">A </w:t>
+      </w:r>
+      <w:r>
+        <w:rPr>
+          <w:b/>
+        </w:rPr>
+        <w:t>semantic index</w:t>
+      </w:r>
+      <w:r>
+        <w:rPr/>
+        <w:t xml:space="preserve"> (FR-341) stores one content-hash-keyed embedding per company and vacancy and can answer nearest-neighbour queries with pure-Python cosine; it is built and maintained, but neither scoring nor search consults it yet, so it is listed among the known limitations rather than claimed as live.</w:t>
+      </w:r>
+    </w:p>
+    <w:p>
+      <w:pPr>
+        <w:pStyle w:val="Heading2"/>
+      </w:pPr>
+      <w:r>
+        <w:rPr/>
+        <w:t>7.6 Employer kind — agencies, boards and undisclosed employers</w:t>
+      </w:r>
+    </w:p>
+    <w:p>
+      <w:r>
+        <w:rPr/>
+        <w:t xml:space="preserve">Not every posting is the employer. Interim agencies, staffing groups and recruitment boards advertise on their client's behalf, sometimes without naming the client at all, and treating them as employers corrupts everything downstream: the wrong domain is crawled, the wrong accounts are read, the wrong company is contacted. </w:t>
+      </w:r>
+      <w:r>
+        <w:rPr>
+          <w:b/>
+        </w:rPr>
+        <w:t>FR-341</w:t>
+      </w:r>
+      <w:r>
+        <w:rPr/>
+        <w:t xml:space="preserve"> therefore classifies each posting's employer before the Discover phase consumes it.</w:t>
+      </w:r>
+    </w:p>
+    <w:p>
+      <w:r>
+        <w:rPr/>
+        <w:t xml:space="preserve">The verdict is one of </w:t>
+      </w:r>
+      <w:r>
+        <w:rPr>
+          <w:rStyle w:val="CodeInline"/>
+        </w:rPr>
+        <w:t>agency</w:t>
+      </w:r>
+      <w:r>
+        <w:rPr/>
+        <w:t xml:space="preserve">, </w:t>
+      </w:r>
+      <w:r>
+        <w:rPr>
+          <w:rStyle w:val="CodeInline"/>
+        </w:rPr>
+        <w:t>employer</w:t>
+      </w:r>
+      <w:r>
+        <w:rPr/>
+        <w:t xml:space="preserve"> or </w:t>
+      </w:r>
+      <w:r>
+        <w:rPr>
+          <w:rStyle w:val="CodeInline"/>
+        </w:rPr>
+        <w:t>cannot_tell</w:t>
+      </w:r>
+      <w:r>
+        <w:rPr/>
+        <w:t xml:space="preserve">, and it is reached by a </w:t>
+      </w:r>
+      <w:r>
+        <w:rPr>
+          <w:b/>
+        </w:rPr>
+        <w:t>resolution ladder, cheapest rung first</w:t>
+      </w:r>
+      <w:r>
+        <w:rPr/>
+        <w:t>: the knowledge base, then free signals computed from already-stored text, then the company register (NACE-BEL 78.x), then the EURES sector-O partition, and only then a website model read. Two rules give it teeth:</w:t>
+      </w:r>
+    </w:p>
+    <w:p>
+      <w:pPr>
+        <w:pStyle w:val="DJBullet"/>
+      </w:pPr>
+      <w:r>
+        <w:rPr>
+          <w:b/>
+          <w:color w:val="6D54D8"/>
+        </w:rPr>
+        <w:t>•</w:t>
+        <w:tab/>
+      </w:r>
+      <w:r>
+        <w:rPr>
+          <w:b/>
+        </w:rPr>
+        <w:t>No verdict without evidence.</w:t>
+      </w:r>
+      <w:r>
+        <w:rPr/>
+        <w:t xml:space="preserve"> Free signals may order the queue and offer a suspected hint, but they can never deliver the verdict; the register, EURES and website rungs each attach the specific evidence they used.</w:t>
+      </w:r>
+    </w:p>
+    <w:p>
+      <w:pPr>
+        <w:pStyle w:val="DJBullet"/>
+        <w:spacing w:after="140"/>
+      </w:pPr>
+      <w:r>
+        <w:rPr>
+          <w:b/>
+          <w:color w:val="6D54D8"/>
+        </w:rPr>
+        <w:t>•</w:t>
+        <w:tab/>
+      </w:r>
+      <w:r>
+        <w:rPr>
+          <w:b/>
+        </w:rPr>
+        <w:t>The website rung verifies its quotes.</w:t>
+      </w:r>
+      <w:r>
+        <w:rPr/>
+        <w:t xml:space="preserve"> A single cheap-model read classifies the stored pages, and every quotation it produces is checked verbatim against the page before it is trusted, with confidence capped below certainty and instruction-shaped content quarantined as untrusted.</w:t>
+      </w:r>
+    </w:p>
+    <w:p>
+      <w:r>
+        <w:rPr/>
+        <w:t xml:space="preserve">A separate per-posting override recognises a strict on-behalf clause — "our client is", "onze klant", "unser Mandant ist" — and may move a posting </w:t>
+      </w:r>
+      <w:r>
+        <w:rPr>
+          <w:b/>
+        </w:rPr>
+        <w:t>up</w:t>
+      </w:r>
+      <w:r>
+        <w:rPr/>
+        <w:t xml:space="preserve"> to agency; nothing may move it down. In the interface an undisclosed employer is a first-class state, not a blank: it carries a badge and a disclosure sentence in English, Dutch and French, its company dimensions are excluded from scoring rather than scored low, and a speculative email is never written as if the company's name were known.</w:t>
+      </w:r>
+    </w:p>
+    <w:p>
+      <w:pPr>
+        <w:spacing w:after="40"/>
+      </w:pPr>
+    </w:p>
+    <w:tbl>
+      <w:tblPr>
+        <w:tblStyle w:val="TableGrid"/>
+        <w:tblW w:type="auto" w:w="0"/>
+        <w:jc w:val="left"/>
+        <w:tblLayout w:type="fixed"/>
+        <w:tblLook w:firstColumn="1" w:firstRow="1" w:lastColumn="0" w:lastRow="0" w:noHBand="0" w:noVBand="1" w:val="04A0"/>
+        <w:tblLayout w:type="fixed"/>
+        <w:tblCellMar>
+          <w:top w:w="120" w:type="dxa"/>
+          <w:start w:w="170" w:type="dxa"/>
+          <w:bottom w:w="120" w:type="dxa"/>
+          <w:end w:w="170" w:type="dxa"/>
+        </w:tblCellMar>
+      </w:tblPr>
+      <w:tblGrid>
+        <w:gridCol w:w="9029"/>
+      </w:tblGrid>
+      <w:tr>
+        <w:trPr>
+          <w:cantSplit w:val="true"/>
+        </w:trPr>
+        <w:tc>
+          <w:tcPr>
+            <w:tcW w:type="dxa" w:w="9029"/>
+            <w:shd w:val="clear" w:color="auto" w:fill="F4F1FD"/>
+            <w:tcBorders>
+              <w:top w:val="single" w:sz="4" w:space="0" w:color="F4F1FD"/>
+              <w:left w:val="single" w:sz="30" w:space="0" w:color="6D54D8"/>
+              <w:bottom w:val="single" w:sz="4" w:space="0" w:color="F4F1FD"/>
+              <w:right w:val="single" w:sz="4" w:space="0" w:color="F4F1FD"/>
+            </w:tcBorders>
+          </w:tcPr>
+          <w:p>
+            <w:pPr>
+              <w:pStyle w:val="DJCallout"/>
+            </w:pPr>
+            <w:r>
+              <w:rPr>
+                <w:b/>
+                <w:color w:val="6D54D8"/>
+              </w:rPr>
+              <w:t xml:space="preserve">Decision.  </w:t>
+            </w:r>
+            <w:r>
+              <w:rPr/>
+              <w:t xml:space="preserve">The classification is deliberately conservative in both directions. A false "agency" would hide a genuine employer; a false "employer" would send a tailored CV to a broker. The ladder therefore records every attempt and every ambiguity, and a company it cannot decide stays </w:t>
+            </w:r>
+            <w:r>
+              <w:rPr>
+                <w:rStyle w:val="CodeInline"/>
+              </w:rPr>
+              <w:t>cannot_tell</w:t>
+            </w:r>
+            <w:r>
+              <w:rPr/>
+              <w:t xml:space="preserve"> until a rung supplies evidence.</w:t>
+            </w:r>
+          </w:p>
+        </w:tc>
+      </w:tr>
+    </w:tbl>
+    <w:p>
+      <w:pPr>
+        <w:spacing w:after="80"/>
+      </w:pPr>
+    </w:p>
+    <w:p>
       <w:pPr>
         <w:pStyle w:val="Heading1"/>
         <w:pBdr>
@@ -4705,7 +5208,33 @@
     <w:p>
       <w:r>
         <w:rPr/>
-        <w:t>Priority: the hiring manager of the relevant department where identifiable, then talent acquisition, then a generic careers mailbox. Candidates are ranked and presented with role, source and confidence.</w:t>
+        <w:t xml:space="preserve">Priority: the hiring manager of the relevant department where identifiable, then talent acquisition, then a generic careers mailbox. The manager is derived from the departmental map; where no unit matches, </w:t>
+      </w:r>
+      <w:r>
+        <w:rPr>
+          <w:b/>
+        </w:rPr>
+        <w:t>no manager is invented</w:t>
+      </w:r>
+      <w:r>
+        <w:rPr/>
+        <w:t>. The weights make a published address outrank an inferred one and a validated address outrank an unverified one. Candidates are ranked and presented with role, source and confidence.</w:t>
+      </w:r>
+    </w:p>
+    <w:p>
+      <w:r>
+        <w:rPr/>
+        <w:t xml:space="preserve">Contact discovery itself is a </w:t>
+      </w:r>
+      <w:r>
+        <w:rPr>
+          <w:b/>
+        </w:rPr>
+        <w:t>five-step ladder that runs inside the Apply browser</w:t>
+      </w:r>
+      <w:r>
+        <w:rPr/>
+        <w:t>: reuse what the knowledge base already holds (free), then the employer's own stated application channel, then addresses published on the company's own pages, then a convention inferred from other observed addresses on the domain, and only last a generic careers mailbox. SMTP probing is off by default at this stage, so a bulk pass costs no outbound connections.</w:t>
       </w:r>
     </w:p>
     <w:p>
@@ -4717,7 +5246,7 @@
       </w:r>
       <w:r>
         <w:rPr/>
-        <w:t xml:space="preserve"> (FR-303) from the company website, press pages, or pattern inference from other addresses on the same domain — and the method is recorded, because an inferred address deserves less confidence than a published one.</w:t>
+        <w:t xml:space="preserve"> (FR-303) from the company website, press pages, or pattern inference from other addresses on the same domain — and the method is recorded, because an inferred address deserves less confidence than a published one. Third-party lookup services remain behind a config flag that is off by default (OQ-05).</w:t>
       </w:r>
     </w:p>
     <w:p>
@@ -4771,7 +5300,17 @@
       </w:r>
       <w:r>
         <w:rPr/>
-        <w:t xml:space="preserve"> (FR-302, FR-461) are ranked by strength: first-degree contacts, alumni, former colleagues now at the company, shared communities. The message to the </w:t>
+        <w:t xml:space="preserve"> (FR-302, FR-461) are ranked by the product of route strength and relevance across </w:t>
+      </w:r>
+      <w:r>
+        <w:rPr>
+          <w:b/>
+        </w:rPr>
+        <w:t>six relationship types</w:t>
+      </w:r>
+      <w:r>
+        <w:rPr/>
+        <w:t xml:space="preserve"> — first-degree contact, former colleague, employer alumni, school alumni, shared community and second-degree contact. The message to the </w:t>
       </w:r>
       <w:r>
         <w:rPr>
@@ -4781,7 +5320,7 @@
       </w:r>
       <w:r>
         <w:rPr/>
-        <w:t xml:space="preserve"> is a different artefact from the application itself, and the product keeps them distinct.</w:t>
+        <w:t xml:space="preserve"> is a different artefact from the application itself, is routed to a model chosen for the intermediary rather than the hiring manager (RK-07), and can fall back to a deterministic template when the budget is under pressure; the product keeps the two documents distinct and offers the route beside the cold email rather than instead of it.</w:t>
       </w:r>
     </w:p>
     <w:p>
@@ -5339,6 +5878,42 @@
     </w:p>
     <w:p>
       <w:r>
+        <w:rPr/>
+        <w:t xml:space="preserve">A </w:t>
+      </w:r>
+      <w:r>
+        <w:rPr>
+          <w:b/>
+        </w:rPr>
+        <w:t>consistency failure can be overridden with a recorded reason</w:t>
+      </w:r>
+      <w:r>
+        <w:rPr/>
+        <w:t xml:space="preserve"> — the job seeker is the authority on their own history — and that override is persisted and honoured by both send paths, where a previous iteration lost it. A </w:t>
+      </w:r>
+      <w:r>
+        <w:rPr>
+          <w:b/>
+        </w:rPr>
+        <w:t>leak</w:t>
+      </w:r>
+      <w:r>
+        <w:rPr/>
+        <w:t xml:space="preserve"> or an </w:t>
+      </w:r>
+      <w:r>
+        <w:rPr>
+          <w:b/>
+        </w:rPr>
+        <w:t>objected contact</w:t>
+      </w:r>
+      <w:r>
+        <w:rPr/>
+        <w:t xml:space="preserve"> is not overridable. Speculative emails that imply a vacancy exists are blocked outright (FR-323).</w:t>
+      </w:r>
+    </w:p>
+    <w:p>
+      <w:r>
         <w:rPr>
           <w:b/>
         </w:rPr>
@@ -5346,7 +5921,7 @@
       </w:r>
       <w:r>
         <w:rPr/>
-        <w:t xml:space="preserve"> Preview, edit, regenerate with an instruction, approve or discard. Bulk approval opens a </w:t>
+        <w:t xml:space="preserve"> Preview, edit (which re-opens the draft), regenerate with an instruction, approve or discard. Bulk approval opens a </w:t>
       </w:r>
       <w:r>
         <w:rPr>
@@ -5356,7 +5931,37 @@
       </w:r>
       <w:r>
         <w:rPr/>
-        <w:t xml:space="preserve"> — recipient, company, role, and whether the opening is real or speculative.</w:t>
+        <w:t xml:space="preserve"> — recipient, company, role, and whether the opening is real or speculative. The Apply browser can generate every package for a shortlist in one </w:t>
+      </w:r>
+      <w:r>
+        <w:rPr>
+          <w:b/>
+        </w:rPr>
+        <w:t>pausable, resumable pass</w:t>
+      </w:r>
+      <w:r>
+        <w:rPr/>
+        <w:t xml:space="preserve"> with live progress and a per-package cost ceiling (NFR-502, NFR-401, NFR-104). When the packages are for the ATS route, the compose step produces a shorter application-specific email, and a </w:t>
+      </w:r>
+      <w:r>
+        <w:rPr>
+          <w:b/>
+        </w:rPr>
+        <w:t>two-switch dry-run guard</w:t>
+      </w:r>
+      <w:r>
+        <w:rPr/>
+        <w:t xml:space="preserve"> — one environment variable and one administrator setting, failing closed — renders the </w:t>
+      </w:r>
+      <w:r>
+        <w:rPr>
+          <w:rStyle w:val="CodeInline"/>
+        </w:rPr>
+        <w:t>.eml</w:t>
+      </w:r>
+      <w:r>
+        <w:rPr/>
+        <w:t xml:space="preserve"> without letting anything leave the machine.</w:t>
       </w:r>
     </w:p>
     <w:p>
@@ -5368,7 +5973,7 @@
       <w:r>
         <w:drawing>
           <wp:inline xmlns:a="http://schemas.openxmlformats.org/drawingml/2006/main" xmlns:pic="http://schemas.openxmlformats.org/drawingml/2006/picture">
-            <wp:extent cx="5733288" cy="3653184"/>
+            <wp:extent cx="5733288" cy="3663415"/>
             <wp:docPr id="9" name="Picture 9"/>
             <wp:cNvGraphicFramePr>
               <a:graphicFrameLocks noChangeAspect="1"/>
@@ -5389,7 +5994,7 @@
                   <pic:spPr>
                     <a:xfrm>
                       <a:off x="0" y="0"/>
-                      <a:ext cx="5733288" cy="3653184"/>
+                      <a:ext cx="5733288" cy="3663415"/>
                     </a:xfrm>
                     <a:prstGeom prst="rect"/>
                   </pic:spPr>
@@ -5906,13 +6511,13 @@
       </w:r>
       <w:r>
         <w:rPr/>
-        <w:t>, derived from the company's country. Only validated addresses are used; objected contacts are refused.</w:t>
+        <w:t>, derived from the company's country. Only validated addresses are used; objected contacts are refused. A refusal that time alone can fix is queued with a scheduled time rather than discarded. A separate dry-run transport runs the identical rails without sending, so a send configuration can be rehearsed.</w:t>
       </w:r>
     </w:p>
     <w:p>
       <w:r>
         <w:rPr/>
-        <w:t>Every send is logged with recipient, timestamp, attachments, message-id and delivery status, and recorded in an immutable audit trail with who approved it (NFR-702). Bounces are detected by parsing DSN structure rather than string-matching subjects. Follow-up reminders fire after a configurable silence (FR-327).</w:t>
+        <w:t>Every send is logged with recipient, timestamp, attachments, message-id and delivery status, and recorded in an immutable audit trail with who approved it (NFR-702). Bounces are detected by parsing DSN structure rather than string-matching subjects, and Resend's webhook events feed the same record. Follow-up reminders fire after a configurable silence — seven days by default, one reminder, always as a reply in the original thread (FR-327) so the sequence stays in one conversation rather than arriving as a fresh cold email.</w:t>
       </w:r>
     </w:p>
     <w:p>
@@ -6045,7 +6650,7 @@
       <w:r>
         <w:drawing>
           <wp:inline xmlns:a="http://schemas.openxmlformats.org/drawingml/2006/main" xmlns:pic="http://schemas.openxmlformats.org/drawingml/2006/picture">
-            <wp:extent cx="5733288" cy="3224162"/>
+            <wp:extent cx="5733288" cy="3221727"/>
             <wp:docPr id="10" name="Picture 10"/>
             <wp:cNvGraphicFramePr>
               <a:graphicFrameLocks noChangeAspect="1"/>
@@ -6066,7 +6671,7 @@
                   <pic:spPr>
                     <a:xfrm>
                       <a:off x="0" y="0"/>
-                      <a:ext cx="5733288" cy="3224162"/>
+                      <a:ext cx="5733288" cy="3221727"/>
                     </a:xfrm>
                     <a:prstGeom prst="rect"/>
                   </pic:spPr>
@@ -6109,13 +6714,33 @@
     <w:p>
       <w:r>
         <w:rPr/>
-        <w:t>Five stages — sent, replied, interview, offer, closed — moved automatically by reply detection where possible and by hand otherwise.</w:t>
+        <w:t xml:space="preserve">Five stages — sent, replied, interview, offer, closed — moved automatically by reply detection where possible and by hand otherwise. Automatic moves are deliberately conservative and never go backwards; nothing auto-closes. A closed card records </w:t>
+      </w:r>
+      <w:r>
+        <w:rPr>
+          <w:i/>
+        </w:rPr>
+        <w:t>why</w:t>
+      </w:r>
+      <w:r>
+        <w:rPr/>
+        <w:t xml:space="preserve"> — accepted, rejected, withdrawn or no response — because the closure outcome, not just the stage, is what the learning counts.</w:t>
       </w:r>
     </w:p>
     <w:p>
       <w:r>
         <w:rPr/>
-        <w:t xml:space="preserve">Replies are classified (FR-422) as interest, information request, interview invitation, rejection, referral or auto-reply, and the appropriate response is </w:t>
+        <w:t xml:space="preserve">Replies are classified (FR-422) as interest, information request, interview invitation, rejection, referral or auto-reply — with </w:t>
+      </w:r>
+      <w:r>
+        <w:rPr>
+          <w:rStyle w:val="CodeInline"/>
+        </w:rPr>
+        <w:t>other</w:t>
+      </w:r>
+      <w:r>
+        <w:rPr/>
+        <w:t xml:space="preserve"> as the honest fallback and a four-language rule-based pass when the model is unavailable — and the appropriate response is </w:t>
       </w:r>
       <w:r>
         <w:rPr>
@@ -6131,7 +6756,17 @@
     <w:p>
       <w:r>
         <w:rPr/>
-        <w:t>Where a reply proposes interview times (FR-423), the slots are extracted — including relative dates in four languages — checked against the connected calendar, and the confirmation drafted, with the briefing attached to the calendar entry on approval.</w:t>
+        <w:t xml:space="preserve">Where a reply proposes interview times (FR-423), the slots are extracted — including relative dates in four languages — checked against the connected calendar, and the confirmation drafted, with the briefing attached to the calendar entry on approval. Google Calendar is wired end to end; a </w:t>
+      </w:r>
+      <w:r>
+        <w:rPr>
+          <w:b/>
+        </w:rPr>
+        <w:t>Microsoft 365 Graph client is implemented</w:t>
+      </w:r>
+      <w:r>
+        <w:rPr/>
+        <w:t xml:space="preserve"> for the same flow but its OAuth exchange is not yet exposed, so it is not connectable without an app registration.</w:t>
       </w:r>
     </w:p>
     <w:p>
@@ -6144,6 +6779,22 @@
       <w:r>
         <w:rPr/>
         <w:t xml:space="preserve"> (FR-424) run turn by turn: the LLM interviews using the briefing, gives feedback on each answer against the motivation document, and ends with a list of weak spots. Sessions are stored and repeatable.</w:t>
+      </w:r>
+    </w:p>
+    <w:p>
+      <w:r>
+        <w:rPr/>
+        <w:t xml:space="preserve">Once a card reaches interview or offer, the </w:t>
+      </w:r>
+      <w:r>
+        <w:rPr>
+          <w:b/>
+        </w:rPr>
+        <w:t>negotiation brief (FR-444)</w:t>
+      </w:r>
+      <w:r>
+        <w:rPr/>
+        <w:t xml:space="preserve"> opens: ability to pay, personnel cost per FTE, market ranges and the job seeker's own directives become a suggested ask with arguments, fallbacks and a stated walk-away.</w:t>
       </w:r>
     </w:p>
     <w:p>
@@ -6277,7 +6928,7 @@
       <w:r>
         <w:drawing>
           <wp:inline xmlns:a="http://schemas.openxmlformats.org/drawingml/2006/main" xmlns:pic="http://schemas.openxmlformats.org/drawingml/2006/picture">
-            <wp:extent cx="5733288" cy="2802050"/>
+            <wp:extent cx="5733288" cy="2835581"/>
             <wp:docPr id="11" name="Picture 11"/>
             <wp:cNvGraphicFramePr>
               <a:graphicFrameLocks noChangeAspect="1"/>
@@ -6298,7 +6949,7 @@
                   <pic:spPr>
                     <a:xfrm>
                       <a:off x="0" y="0"/>
-                      <a:ext cx="5733288" cy="2802050"/>
+                      <a:ext cx="5733288" cy="2835581"/>
                     </a:xfrm>
                     <a:prstGeom prst="rect"/>
                   </pic:spPr>
@@ -6453,7 +7104,7 @@
       <w:r>
         <w:drawing>
           <wp:inline xmlns:a="http://schemas.openxmlformats.org/drawingml/2006/main" xmlns:pic="http://schemas.openxmlformats.org/drawingml/2006/picture">
-            <wp:extent cx="5733288" cy="2370316"/>
+            <wp:extent cx="5733288" cy="2494532"/>
             <wp:docPr id="12" name="Picture 12"/>
             <wp:cNvGraphicFramePr>
               <a:graphicFrameLocks noChangeAspect="1"/>
@@ -6474,7 +7125,7 @@
                   <pic:spPr>
                     <a:xfrm>
                       <a:off x="0" y="0"/>
-                      <a:ext cx="5733288" cy="2370316"/>
+                      <a:ext cx="5733288" cy="2494532"/>
                     </a:xfrm>
                     <a:prstGeom prst="rect"/>
                   </pic:spPr>
@@ -6517,7 +7168,7 @@
     <w:p>
       <w:r>
         <w:rPr/>
-        <w:t xml:space="preserve">Watched companies are rechecked on a configurable interval for new vacancies, signals, news and filings; matching vacancies are added to the ranked list automatically. A weekly digest carries new opportunities, replies, follow-ups due, watchlist changes and </w:t>
+        <w:t xml:space="preserve">Watched companies are rechecked on a configurable interval across five channels — careers pages, ATS boards, news, hiring signals and filings — for anything new. Matching vacancies are scored and added to the ranked list automatically, and duplicate notifications are suppressed. Timing windows are recomputed as signals age. A weekly digest carries new opportunities, replies, follow-ups due, watchlist changes and </w:t>
       </w:r>
       <w:r>
         <w:rPr>
@@ -6527,7 +7178,23 @@
       </w:r>
       <w:r>
         <w:rPr/>
-        <w:t xml:space="preserve"> recommended next action.</w:t>
+        <w:t xml:space="preserve"> recommended next action, chosen by a priority ladder rather than a list the reader has to triage.</w:t>
+      </w:r>
+    </w:p>
+    <w:p>
+      <w:r>
+        <w:rPr/>
+        <w:t xml:space="preserve">The scheduler that runs all of this — reply and bounce polling, watchlist rechecks, automatic company enrichment, follow-ups, outcome learning, the digest, contact retention and log redaction — </w:t>
+      </w:r>
+      <w:r>
+        <w:rPr>
+          <w:b/>
+        </w:rPr>
+        <w:t>autostarts inside the API process at boot</w:t>
+      </w:r>
+      <w:r>
+        <w:rPr/>
+        <w:t xml:space="preserve"> rather than waiting for a cron entry, and can be stopped, started or triggered per task from the monitoring screen. It also raises a readiness notification once enough outcomes have accumulated for the redirection analysis to be worth reading.</w:t>
       </w:r>
     </w:p>
     <w:p>
@@ -6668,7 +7335,6 @@
     <w:p>
       <w:pPr>
         <w:pStyle w:val="DJBullet"/>
-        <w:spacing w:after="140"/>
       </w:pPr>
       <w:r>
         <w:rPr>
@@ -6687,6 +7353,30 @@
       <w:r>
         <w:rPr/>
         <w:t xml:space="preserve"> Ability-to-pay, personnel cost per FTE, market data and the job seeker's own directives, into a suggested ask with arguments and fallbacks.</w:t>
+      </w:r>
+    </w:p>
+    <w:p>
+      <w:pPr>
+        <w:pStyle w:val="DJBullet"/>
+        <w:spacing w:after="140"/>
+      </w:pPr>
+      <w:r>
+        <w:rPr>
+          <w:b/>
+          <w:color w:val="6D54D8"/>
+        </w:rPr>
+        <w:t>•</w:t>
+        <w:tab/>
+      </w:r>
+      <w:r>
+        <w:rPr>
+          <w:b/>
+        </w:rPr>
+        <w:t>Event and community radar (FR-462).</w:t>
+      </w:r>
+      <w:r>
+        <w:rPr/>
+        <w:t xml:space="preserve"> Conferences, meet-ups and community events relevant to the dream job, ranked by reachability against the stated travel tolerance and by the companies and people attending; the events a job seeker marks interested are exported to their calendar and carried into the campaign export.</w:t>
       </w:r>
     </w:p>
     <w:p>
@@ -6713,7 +7403,7 @@
       </w:r>
       <w:r>
         <w:rPr/>
-        <w:t xml:space="preserve"> Private tables carry a job-seeker id and every query filters on it. Shared knowledge-base rows carry </w:t>
+        <w:t xml:space="preserve"> Private tables carry a job-seeker id and every query filters on it; the shared knowledge base carries </w:t>
       </w:r>
       <w:r>
         <w:rPr>
@@ -6723,7 +7413,17 @@
       </w:r>
       <w:r>
         <w:rPr/>
-        <w:t xml:space="preserve"> to the job seeker whose campaign produced them.</w:t>
+        <w:t xml:space="preserve"> to the job seeker whose campaign produced them, so erasing a seeker leaves the market data standing. The division is maintained by the schema itself: today 49 tables are seeker-scoped and 37 are shared, with </w:t>
+      </w:r>
+      <w:r>
+        <w:rPr>
+          <w:rStyle w:val="CodeInline"/>
+        </w:rPr>
+        <w:t>contact</w:t>
+      </w:r>
+      <w:r>
+        <w:rPr/>
+        <w:t xml:space="preserve"> the one restricted table that straddles the boundary depending on how the row was collected.</w:t>
       </w:r>
     </w:p>
     <w:p>
@@ -6797,7 +7497,45 @@
       </w:r>
       <w:r>
         <w:rPr/>
-        <w:t xml:space="preserve"> Campaign dashboard with per-source records, errors, token consumption and cost; model selection, budgets and prompt templates; adapter enable/disable with the IR-101 acknowledgement flow; the AI call log with a scheduled redaction sweep.</w:t>
+        <w:t xml:space="preserve"> Campaign dashboard with per-source records, errors, token consumption and cost; model selection, budgets, task routing and prompt templates; adapter enable/disable with the IR-101 acknowledgement flow; and the AI call log with a scheduled redaction sweep.</w:t>
+      </w:r>
+    </w:p>
+    <w:p>
+      <w:r>
+        <w:rPr/>
+        <w:t xml:space="preserve">Administration also owns the </w:t>
+      </w:r>
+      <w:r>
+        <w:rPr>
+          <w:b/>
+        </w:rPr>
+        <w:t>accounts</w:t>
+      </w:r>
+      <w:r>
+        <w:rPr/>
+        <w:t xml:space="preserve"> (FR-108). The first account becomes the administrator; from there an operator can create a user, change roles, suspend or re-enable an account, force a password reset, revoke sessions, or delete a user outright. Two guards are structural: an administrator cannot remove or suspend themselves, and the last active administrator cannot be removed — so an installation cannot be locked out of its own administration. A deleted account's sessions are purged with it.</w:t>
+      </w:r>
+    </w:p>
+    <w:p>
+      <w:r>
+        <w:rPr>
+          <w:b/>
+        </w:rPr>
+        <w:t>Observability (NFR-701, NFR-702).</w:t>
+      </w:r>
+      <w:r>
+        <w:rPr/>
+        <w:t xml:space="preserve"> An append-only audit trail records who approved and sent what and which document versions were used; application, request, database, frontend and audit logs are separate channels, every line carries a correlation id that is also returned in the </w:t>
+      </w:r>
+      <w:r>
+        <w:rPr>
+          <w:rStyle w:val="CodeInline"/>
+        </w:rPr>
+        <w:t>X-Correlation-ID</w:t>
+      </w:r>
+      <w:r>
+        <w:rPr/>
+        <w:t xml:space="preserve"> response header, and a redaction filter removes secrets and message bodies on the way in.</w:t>
       </w:r>
     </w:p>
     <w:p>
@@ -6819,7 +7557,7 @@
       </w:r>
       <w:r>
         <w:rPr/>
-        <w:t>, so a table added by a later migration cannot be silently missed. Full data export is one call.</w:t>
+        <w:t>, so a table added by a later migration cannot be silently missed. Full data export is one call. At rest, the seeker's credentials, secrets, sealed profile sections and package generation notes are encrypted with a key derived for that account alone, so leftover ciphertext is unreadable after deletion.</w:t>
       </w:r>
     </w:p>
     <w:p>
@@ -6831,7 +7569,7 @@
       </w:r>
       <w:r>
         <w:rPr/>
-        <w:t xml:space="preserve"> A PDF bundle and a machine-readable JSON package — ranked list, company profiles, briefings, motivation documents, application history — respecting do-not-disclose flags and containing no other job seeker's data.</w:t>
+        <w:t xml:space="preserve"> One ZIP holding a PDF bundle, a machine-readable JSON package and the generated documents — ranked list, company profiles with five-year financials and signals, dream-job intelligence (gap analysis, stepping stones, values warnings), contacts and introduction paths, the full application history, and the events marked interesting. Do-not-disclose fields are redacted, discretion-mode companies are excluded, and an isolation check walks the payload and refuses to write it if any other job seeker's id is reachable.</w:t>
       </w:r>
     </w:p>
     <w:p>
@@ -6854,17 +7592,78 @@
         <w:rPr>
           <w:b/>
         </w:rPr>
-        <w:t>154 of 157 requirements (98%) are cited in the implementation</w:t>
+        <w:t>156 of 157 requirements (99%) are cited in the implementation</w:t>
       </w:r>
       <w:r>
         <w:rPr/>
-        <w:t>: 103 of 104 Must, 43 of 44 Should, 8 of 9 Could. The full matrix — requirement to file — is generated from the source and reproduced in the Technical Architecture, §11.</w:t>
+        <w:t>: 103 of 104 Must, 44 of 44 Should, 9 of 9 Could. The full matrix — requirement to file — is generated from the source and reproduced in the Technical Architecture, §11.</w:t>
       </w:r>
     </w:p>
     <w:p>
+      <w:pPr>
+        <w:pStyle w:val="FigureImage"/>
+        <w:keepNext/>
+        <w:keepLines/>
+      </w:pPr>
+      <w:r>
+        <w:drawing>
+          <wp:inline xmlns:a="http://schemas.openxmlformats.org/drawingml/2006/main" xmlns:pic="http://schemas.openxmlformats.org/drawingml/2006/picture">
+            <wp:extent cx="5733288" cy="2310429"/>
+            <wp:docPr id="13" name="Picture 13"/>
+            <wp:cNvGraphicFramePr>
+              <a:graphicFrameLocks noChangeAspect="1"/>
+            </wp:cNvGraphicFramePr>
+            <a:graphic>
+              <a:graphicData uri="http://schemas.openxmlformats.org/drawingml/2006/picture">
+                <pic:pic>
+                  <pic:nvPicPr>
+                    <pic:cNvPr id="0" name="fdd-11-coverage.png"/>
+                    <pic:cNvPicPr/>
+                  </pic:nvPicPr>
+                  <pic:blipFill>
+                    <a:blip r:embed="rId23"/>
+                    <a:stretch>
+                      <a:fillRect/>
+                    </a:stretch>
+                  </pic:blipFill>
+                  <pic:spPr>
+                    <a:xfrm>
+                      <a:off x="0" y="0"/>
+                      <a:ext cx="5733288" cy="2310429"/>
+                    </a:xfrm>
+                    <a:prstGeom prst="rect"/>
+                  </pic:spPr>
+                </pic:pic>
+              </a:graphicData>
+            </a:graphic>
+          </wp:inline>
+        </w:drawing>
+      </w:r>
+    </w:p>
+    <w:p>
+      <w:pPr>
+        <w:pStyle w:val="FigureCaption"/>
+        <w:keepLines/>
+        <w:ind w:right="504"/>
+      </w:pPr>
+      <w:r>
+        <w:rPr>
+          <w:b/>
+          <w:color w:val="6D54D8"/>
+        </w:rPr>
+        <w:t xml:space="preserve">Figure 12. </w:t>
+      </w:r>
+      <w:r>
+        <w:rPr>
+          <w:color w:val="6B7280"/>
+        </w:rPr>
+        <w:t>Requirement coverage by MoSCoW priority. One requirement is not cited in code, and it is the DPIA itself — a document, not a code path.</w:t>
+      </w:r>
+    </w:p>
+    <w:p>
       <w:r>
         <w:rPr/>
-        <w:t>Not cited in code, by nature:</w:t>
+        <w:t>The one requirement not cited in code is, by nature:</w:t>
       </w:r>
     </w:p>
     <w:tbl>
@@ -6883,9 +7682,9 @@
         </w:tblCellMar>
       </w:tblPr>
       <w:tblGrid>
-        <w:gridCol w:w="1074"/>
-        <w:gridCol w:w="3722"/>
-        <w:gridCol w:w="4233"/>
+        <w:gridCol w:w="1151"/>
+        <w:gridCol w:w="3699"/>
+        <w:gridCol w:w="4179"/>
       </w:tblGrid>
       <w:tr>
         <w:trPr>
@@ -6894,7 +7693,7 @@
         </w:trPr>
         <w:tc>
           <w:tcPr>
-            <w:tcW w:type="dxa" w:w="1074"/>
+            <w:tcW w:type="dxa" w:w="1151"/>
             <w:shd w:val="clear" w:color="auto" w:fill="EEF0F5"/>
             <w:vAlign w:val="center"/>
             <w:tcBorders>
@@ -6916,7 +7715,7 @@
         </w:tc>
         <w:tc>
           <w:tcPr>
-            <w:tcW w:type="dxa" w:w="3722"/>
+            <w:tcW w:type="dxa" w:w="3699"/>
             <w:shd w:val="clear" w:color="auto" w:fill="EEF0F5"/>
             <w:vAlign w:val="center"/>
             <w:tcBorders>
@@ -6938,7 +7737,7 @@
         </w:tc>
         <w:tc>
           <w:tcPr>
-            <w:tcW w:type="dxa" w:w="4233"/>
+            <w:tcW w:type="dxa" w:w="4179"/>
             <w:shd w:val="clear" w:color="auto" w:fill="EEF0F5"/>
             <w:vAlign w:val="center"/>
             <w:tcBorders>
@@ -6965,77 +7764,8 @@
         </w:trPr>
         <w:tc>
           <w:tcPr>
-            <w:tcW w:type="dxa" w:w="1074"/>
+            <w:tcW w:type="dxa" w:w="1151"/>
             <w:vAlign w:val="center"/>
-            <w:tcBorders>
-              <w:top w:val="single" w:sz="4" w:space="0" w:color="D5D8DF"/>
-              <w:left w:val="single" w:sz="4" w:space="0" w:color="D5D8DF"/>
-              <w:bottom w:val="single" w:sz="4" w:space="0" w:color="D5D8DF"/>
-              <w:right w:val="single" w:sz="4" w:space="0" w:color="D5D8DF"/>
-            </w:tcBorders>
-          </w:tcPr>
-          <w:p>
-            <w:pPr>
-              <w:pStyle w:val="DJTableText"/>
-            </w:pPr>
-            <w:r>
-              <w:rPr/>
-              <w:t>NFR-103</w:t>
-            </w:r>
-          </w:p>
-        </w:tc>
-        <w:tc>
-          <w:tcPr>
-            <w:tcW w:type="dxa" w:w="3722"/>
-            <w:vAlign w:val="center"/>
-            <w:tcBorders>
-              <w:top w:val="single" w:sz="4" w:space="0" w:color="D5D8DF"/>
-              <w:left w:val="single" w:sz="4" w:space="0" w:color="D5D8DF"/>
-              <w:bottom w:val="single" w:sz="4" w:space="0" w:color="D5D8DF"/>
-              <w:right w:val="single" w:sz="4" w:space="0" w:color="D5D8DF"/>
-            </w:tcBorders>
-          </w:tcPr>
-          <w:p>
-            <w:pPr>
-              <w:pStyle w:val="DJTableText"/>
-            </w:pPr>
-            <w:r>
-              <w:rPr/>
-              <w:t>Campaign completes non-browser stages within 4 hours</w:t>
-            </w:r>
-          </w:p>
-        </w:tc>
-        <w:tc>
-          <w:tcPr>
-            <w:tcW w:type="dxa" w:w="4233"/>
-            <w:vAlign w:val="center"/>
-            <w:tcBorders>
-              <w:top w:val="single" w:sz="4" w:space="0" w:color="D5D8DF"/>
-              <w:left w:val="single" w:sz="4" w:space="0" w:color="D5D8DF"/>
-              <w:bottom w:val="single" w:sz="4" w:space="0" w:color="D5D8DF"/>
-              <w:right w:val="single" w:sz="4" w:space="0" w:color="D5D8DF"/>
-            </w:tcBorders>
-          </w:tcPr>
-          <w:p>
-            <w:pPr>
-              <w:pStyle w:val="DJTableText"/>
-            </w:pPr>
-            <w:r>
-              <w:rPr/>
-              <w:t>A performance target, measurable only against a real campaign</w:t>
-            </w:r>
-          </w:p>
-        </w:tc>
-      </w:tr>
-      <w:tr>
-        <w:trPr>
-          <w:cantSplit w:val="true"/>
-        </w:trPr>
-        <w:tc>
-          <w:tcPr>
-            <w:tcW w:type="dxa" w:w="1074"/>
-            <w:vAlign w:val="center"/>
-            <w:shd w:val="clear" w:color="auto" w:fill="F7F8FA"/>
             <w:tcBorders>
               <w:top w:val="single" w:sz="4" w:space="0" w:color="D5D8DF"/>
               <w:left w:val="single" w:sz="4" w:space="0" w:color="D5D8DF"/>
@@ -7055,9 +7785,8 @@
         </w:tc>
         <w:tc>
           <w:tcPr>
-            <w:tcW w:type="dxa" w:w="3722"/>
+            <w:tcW w:type="dxa" w:w="3699"/>
             <w:vAlign w:val="center"/>
-            <w:shd w:val="clear" w:color="auto" w:fill="F7F8FA"/>
             <w:tcBorders>
               <w:top w:val="single" w:sz="4" w:space="0" w:color="D5D8DF"/>
               <w:left w:val="single" w:sz="4" w:space="0" w:color="D5D8DF"/>
@@ -7077,9 +7806,8 @@
         </w:tc>
         <w:tc>
           <w:tcPr>
-            <w:tcW w:type="dxa" w:w="4233"/>
+            <w:tcW w:type="dxa" w:w="4179"/>
             <w:vAlign w:val="center"/>
-            <w:shd w:val="clear" w:color="auto" w:fill="F7F8FA"/>
             <w:tcBorders>
               <w:top w:val="single" w:sz="4" w:space="0" w:color="D5D8DF"/>
               <w:left w:val="single" w:sz="4" w:space="0" w:color="D5D8DF"/>
@@ -7101,73 +7829,9 @@
               </w:rPr>
               <w:t>DPIA.md</w:t>
             </w:r>
-          </w:p>
-        </w:tc>
-      </w:tr>
-      <w:tr>
-        <w:trPr>
-          <w:cantSplit w:val="true"/>
-        </w:trPr>
-        <w:tc>
-          <w:tcPr>
-            <w:tcW w:type="dxa" w:w="1074"/>
-            <w:vAlign w:val="center"/>
-            <w:tcBorders>
-              <w:top w:val="single" w:sz="4" w:space="0" w:color="D5D8DF"/>
-              <w:left w:val="single" w:sz="4" w:space="0" w:color="D5D8DF"/>
-              <w:bottom w:val="single" w:sz="4" w:space="0" w:color="D5D8DF"/>
-              <w:right w:val="single" w:sz="4" w:space="0" w:color="D5D8DF"/>
-            </w:tcBorders>
-          </w:tcPr>
-          <w:p>
-            <w:pPr>
-              <w:pStyle w:val="DJTableText"/>
-            </w:pPr>
             <w:r>
               <w:rPr/>
-              <w:t>NFR-503</w:t>
-            </w:r>
-          </w:p>
-        </w:tc>
-        <w:tc>
-          <w:tcPr>
-            <w:tcW w:type="dxa" w:w="3722"/>
-            <w:vAlign w:val="center"/>
-            <w:tcBorders>
-              <w:top w:val="single" w:sz="4" w:space="0" w:color="D5D8DF"/>
-              <w:left w:val="single" w:sz="4" w:space="0" w:color="D5D8DF"/>
-              <w:bottom w:val="single" w:sz="4" w:space="0" w:color="D5D8DF"/>
-              <w:right w:val="single" w:sz="4" w:space="0" w:color="D5D8DF"/>
-            </w:tcBorders>
-          </w:tcPr>
-          <w:p>
-            <w:pPr>
-              <w:pStyle w:val="DJTableText"/>
-            </w:pPr>
-            <w:r>
-              <w:rPr/>
-              <w:t>Usable on a laptop; tablet-acceptable</w:t>
-            </w:r>
-          </w:p>
-        </w:tc>
-        <w:tc>
-          <w:tcPr>
-            <w:tcW w:type="dxa" w:w="4233"/>
-            <w:vAlign w:val="center"/>
-            <w:tcBorders>
-              <w:top w:val="single" w:sz="4" w:space="0" w:color="D5D8DF"/>
-              <w:left w:val="single" w:sz="4" w:space="0" w:color="D5D8DF"/>
-              <w:bottom w:val="single" w:sz="4" w:space="0" w:color="D5D8DF"/>
-              <w:right w:val="single" w:sz="4" w:space="0" w:color="D5D8DF"/>
-            </w:tcBorders>
-          </w:tcPr>
-          <w:p>
-            <w:pPr>
-              <w:pStyle w:val="DJTableText"/>
-            </w:pPr>
-            <w:r>
-              <w:rPr/>
-              <w:t>Implemented in CSS media queries, which the matrix does not scan</w:t>
+              <w:t xml:space="preserve"> rather than a code path</w:t>
             </w:r>
           </w:p>
         </w:tc>
@@ -7179,6 +7843,12 @@
       </w:pPr>
     </w:p>
     <w:p>
+      <w:r>
+        <w:rPr/>
+        <w:t>NFR-103 (a campaign completes its non-browser stages within four hours) and NFR-503 (usable on a laptop, tablet-acceptable) were previously listed here as uncited; both are now cited — the performance target in the collection code and the responsive layout in the stylesheets that the matrix scans.</w:t>
+      </w:r>
+    </w:p>
+    <w:p>
       <w:pPr>
         <w:pStyle w:val="Heading2"/>
       </w:pPr>
@@ -7213,7 +7883,7 @@
       </w:r>
       <w:r>
         <w:rPr/>
-        <w:t xml:space="preserve"> are not implemented; the requirement's "strong passwords with MFA" branch is. MFA is opt-in per account.</w:t>
+        <w:t xml:space="preserve"> are not implemented; the requirement's "strong passwords with MFA" branch is. MFA is opt-in per account, and a placeholder WebAuthn column exists in the schema but no code path uses it.</w:t>
       </w:r>
     </w:p>
     <w:p>
@@ -7236,7 +7906,7 @@
       </w:r>
       <w:r>
         <w:rPr/>
-        <w:t xml:space="preserve"> is partial. Credentials and secrets are encrypted with per-job-seeker keys; the SQLite file itself relies on disk-level encryption. SQLCipher would add a dependency.</w:t>
+        <w:t xml:space="preserve"> is partial. Credentials, secrets, the sealed profile sections and package generation notes are encrypted with per-job-seeker keys; the SQLite file itself relies on disk-level encryption. SQLCipher would add a dependency.</w:t>
       </w:r>
     </w:p>
     <w:p>
@@ -7259,7 +7929,7 @@
       </w:r>
       <w:r>
         <w:rPr/>
-        <w:t xml:space="preserve"> have no financial-registry adapter (§7.3).</w:t>
+        <w:t xml:space="preserve"> have no financial-registry adapter (§7.3); companies in those jurisdictions take the FR-245 estimated path.</w:t>
       </w:r>
     </w:p>
     <w:p>
@@ -7278,11 +7948,21 @@
         <w:rPr>
           <w:b/>
         </w:rPr>
-        <w:t>Employer-review collection</w:t>
+        <w:t>Employer-kind enforcement is partly wired.</w:t>
       </w:r>
       <w:r>
         <w:rPr/>
-        <w:t xml:space="preserve"> for FR-384 has no adapter; the consuming path exists and is unfed.</w:t>
+        <w:t xml:space="preserve"> Scoring refuses to score an intermediary's company dimensions and labels an undisclosed employer, but the company-profiling, financial and speculative passes do not yet skip an agency outright, so an agency can still consume profiling budget. Recorded in </w:t>
+      </w:r>
+      <w:r>
+        <w:rPr>
+          <w:rStyle w:val="CodeInline"/>
+        </w:rPr>
+        <w:t>Employer_Kind_Results.md</w:t>
+      </w:r>
+      <w:r>
+        <w:rPr/>
+        <w:t>.</w:t>
       </w:r>
     </w:p>
     <w:p>
@@ -7301,11 +7981,11 @@
         <w:rPr>
           <w:b/>
         </w:rPr>
-        <w:t>Actiris</w:t>
+        <w:t>Semantic search is built but not consumed.</w:t>
       </w:r>
       <w:r>
         <w:rPr/>
-        <w:t xml:space="preserve"> (Brussels) is not implemented among the Belgian public employment services; VDAB is.</w:t>
+        <w:t xml:space="preserve"> The embedding table, backfill script and cosine query exist; nothing in scoring or the API reads them yet.</w:t>
       </w:r>
     </w:p>
     <w:p>
@@ -7324,11 +8004,44 @@
         <w:rPr>
           <w:b/>
         </w:rPr>
-        <w:t>Microsoft 365 mail and calendar</w:t>
+        <w:t>Microsoft 365 mail</w:t>
       </w:r>
       <w:r>
         <w:rPr/>
-        <w:t xml:space="preserve"> are not implemented; Gmail and Google Calendar are. FR-325 is an either/or.</w:t>
+        <w:t xml:space="preserve"> is not implemented, and the Microsoft 365 </w:t>
+      </w:r>
+      <w:r>
+        <w:rPr>
+          <w:b/>
+        </w:rPr>
+        <w:t>calendar Graph client is implemented but not connectable</w:t>
+      </w:r>
+      <w:r>
+        <w:rPr/>
+        <w:t xml:space="preserve"> because its OAuth exchange is not exposed. Gmail and Google Calendar are wired end to end.</w:t>
+      </w:r>
+    </w:p>
+    <w:p>
+      <w:pPr>
+        <w:pStyle w:val="DJBullet"/>
+      </w:pPr>
+      <w:r>
+        <w:rPr>
+          <w:b/>
+          <w:color w:val="6D54D8"/>
+        </w:rPr>
+        <w:t>•</w:t>
+        <w:tab/>
+      </w:r>
+      <w:r>
+        <w:rPr>
+          <w:b/>
+        </w:rPr>
+        <w:t>Bulk register and board importers are operator scripts</w:t>
+      </w:r>
+      <w:r>
+        <w:rPr/>
+        <w:t>, run by hand rather than on the scheduler, so the company inventory widens when an operator runs them.</w:t>
       </w:r>
     </w:p>
     <w:p>
@@ -7383,8 +8096,8 @@
         </w:tblCellMar>
       </w:tblPr>
       <w:tblGrid>
-        <w:gridCol w:w="4546"/>
-        <w:gridCol w:w="4483"/>
+        <w:gridCol w:w="4514"/>
+        <w:gridCol w:w="4514"/>
       </w:tblGrid>
       <w:tr>
         <w:trPr>
@@ -7393,7 +8106,7 @@
         </w:trPr>
         <w:tc>
           <w:tcPr>
-            <w:tcW w:type="dxa" w:w="4546"/>
+            <w:tcW w:type="dxa" w:w="4514"/>
             <w:shd w:val="clear" w:color="auto" w:fill="EEF0F5"/>
             <w:vAlign w:val="center"/>
             <w:tcBorders>
@@ -7415,7 +8128,7 @@
         </w:tc>
         <w:tc>
           <w:tcPr>
-            <w:tcW w:type="dxa" w:w="4483"/>
+            <w:tcW w:type="dxa" w:w="4514"/>
             <w:shd w:val="clear" w:color="auto" w:fill="EEF0F5"/>
             <w:vAlign w:val="center"/>
             <w:tcBorders>
@@ -7442,7 +8155,7 @@
         </w:trPr>
         <w:tc>
           <w:tcPr>
-            <w:tcW w:type="dxa" w:w="4546"/>
+            <w:tcW w:type="dxa" w:w="4514"/>
             <w:vAlign w:val="center"/>
             <w:tcBorders>
               <w:top w:val="single" w:sz="4" w:space="0" w:color="D5D8DF"/>
@@ -7463,7 +8176,7 @@
         </w:tc>
         <w:tc>
           <w:tcPr>
-            <w:tcW w:type="dxa" w:w="4483"/>
+            <w:tcW w:type="dxa" w:w="4514"/>
             <w:vAlign w:val="center"/>
             <w:tcBorders>
               <w:top w:val="single" w:sz="4" w:space="0" w:color="D5D8DF"/>
@@ -7495,7 +8208,7 @@
         </w:trPr>
         <w:tc>
           <w:tcPr>
-            <w:tcW w:type="dxa" w:w="4546"/>
+            <w:tcW w:type="dxa" w:w="4514"/>
             <w:vAlign w:val="center"/>
             <w:shd w:val="clear" w:color="auto" w:fill="F7F8FA"/>
             <w:tcBorders>
@@ -7517,7 +8230,7 @@
         </w:tc>
         <w:tc>
           <w:tcPr>
-            <w:tcW w:type="dxa" w:w="4483"/>
+            <w:tcW w:type="dxa" w:w="4514"/>
             <w:vAlign w:val="center"/>
             <w:shd w:val="clear" w:color="auto" w:fill="F7F8FA"/>
             <w:tcBorders>
@@ -7544,7 +8257,7 @@
         </w:trPr>
         <w:tc>
           <w:tcPr>
-            <w:tcW w:type="dxa" w:w="4546"/>
+            <w:tcW w:type="dxa" w:w="4514"/>
             <w:vAlign w:val="center"/>
             <w:tcBorders>
               <w:top w:val="single" w:sz="4" w:space="0" w:color="D5D8DF"/>
@@ -7565,7 +8278,7 @@
         </w:tc>
         <w:tc>
           <w:tcPr>
-            <w:tcW w:type="dxa" w:w="4483"/>
+            <w:tcW w:type="dxa" w:w="4514"/>
             <w:vAlign w:val="center"/>
             <w:tcBorders>
               <w:top w:val="single" w:sz="4" w:space="0" w:color="D5D8DF"/>
@@ -7591,7 +8304,7 @@
         </w:trPr>
         <w:tc>
           <w:tcPr>
-            <w:tcW w:type="dxa" w:w="4546"/>
+            <w:tcW w:type="dxa" w:w="4514"/>
             <w:vAlign w:val="center"/>
             <w:shd w:val="clear" w:color="auto" w:fill="F7F8FA"/>
             <w:tcBorders>
@@ -7613,7 +8326,7 @@
         </w:tc>
         <w:tc>
           <w:tcPr>
-            <w:tcW w:type="dxa" w:w="4483"/>
+            <w:tcW w:type="dxa" w:w="4514"/>
             <w:vAlign w:val="center"/>
             <w:shd w:val="clear" w:color="auto" w:fill="F7F8FA"/>
             <w:tcBorders>
@@ -7646,7 +8359,7 @@
         </w:trPr>
         <w:tc>
           <w:tcPr>
-            <w:tcW w:type="dxa" w:w="4546"/>
+            <w:tcW w:type="dxa" w:w="4514"/>
             <w:vAlign w:val="center"/>
             <w:tcBorders>
               <w:top w:val="single" w:sz="4" w:space="0" w:color="D5D8DF"/>
@@ -7667,7 +8380,7 @@
         </w:tc>
         <w:tc>
           <w:tcPr>
-            <w:tcW w:type="dxa" w:w="4483"/>
+            <w:tcW w:type="dxa" w:w="4514"/>
             <w:vAlign w:val="center"/>
             <w:tcBorders>
               <w:top w:val="single" w:sz="4" w:space="0" w:color="D5D8DF"/>
@@ -7682,7 +8395,7 @@
             </w:pPr>
             <w:r>
               <w:rPr/>
-              <w:t>Implemented; keyed registries degrade without credentials</w:t>
+              <w:t>Implemented; keyed registries degrade without credentials, and register lookups distinguish "no match" from "unavailable"</w:t>
             </w:r>
           </w:p>
         </w:tc>
@@ -7693,9 +8406,57 @@
         </w:trPr>
         <w:tc>
           <w:tcPr>
-            <w:tcW w:type="dxa" w:w="4546"/>
+            <w:tcW w:type="dxa" w:w="4514"/>
             <w:vAlign w:val="center"/>
             <w:shd w:val="clear" w:color="auto" w:fill="F7F8FA"/>
+            <w:tcBorders>
+              <w:top w:val="single" w:sz="4" w:space="0" w:color="D5D8DF"/>
+              <w:left w:val="single" w:sz="4" w:space="0" w:color="D5D8DF"/>
+              <w:bottom w:val="single" w:sz="4" w:space="0" w:color="D5D8DF"/>
+              <w:right w:val="single" w:sz="4" w:space="0" w:color="D5D8DF"/>
+            </w:tcBorders>
+          </w:tcPr>
+          <w:p>
+            <w:pPr>
+              <w:pStyle w:val="DJTableText"/>
+            </w:pPr>
+            <w:r>
+              <w:rPr/>
+              <w:t>Interim agency classified before its company is profiled; undisclosed employer labelled, not scored</w:t>
+            </w:r>
+          </w:p>
+        </w:tc>
+        <w:tc>
+          <w:tcPr>
+            <w:tcW w:type="dxa" w:w="4514"/>
+            <w:vAlign w:val="center"/>
+            <w:shd w:val="clear" w:color="auto" w:fill="F7F8FA"/>
+            <w:tcBorders>
+              <w:top w:val="single" w:sz="4" w:space="0" w:color="D5D8DF"/>
+              <w:left w:val="single" w:sz="4" w:space="0" w:color="D5D8DF"/>
+              <w:bottom w:val="single" w:sz="4" w:space="0" w:color="D5D8DF"/>
+              <w:right w:val="single" w:sz="4" w:space="0" w:color="D5D8DF"/>
+            </w:tcBorders>
+          </w:tcPr>
+          <w:p>
+            <w:pPr>
+              <w:pStyle w:val="DJTableText"/>
+            </w:pPr>
+            <w:r>
+              <w:rPr/>
+              <w:t>Implemented; enforcement partly wired (see §12)</w:t>
+            </w:r>
+          </w:p>
+        </w:tc>
+      </w:tr>
+      <w:tr>
+        <w:trPr>
+          <w:cantSplit w:val="true"/>
+        </w:trPr>
+        <w:tc>
+          <w:tcPr>
+            <w:tcW w:type="dxa" w:w="4514"/>
+            <w:vAlign w:val="center"/>
             <w:tcBorders>
               <w:top w:val="single" w:sz="4" w:space="0" w:color="D5D8DF"/>
               <w:left w:val="single" w:sz="4" w:space="0" w:color="D5D8DF"/>
@@ -7715,7 +8476,151 @@
         </w:tc>
         <w:tc>
           <w:tcPr>
-            <w:tcW w:type="dxa" w:w="4483"/>
+            <w:tcW w:type="dxa" w:w="4514"/>
+            <w:vAlign w:val="center"/>
+            <w:tcBorders>
+              <w:top w:val="single" w:sz="4" w:space="0" w:color="D5D8DF"/>
+              <w:left w:val="single" w:sz="4" w:space="0" w:color="D5D8DF"/>
+              <w:bottom w:val="single" w:sz="4" w:space="0" w:color="D5D8DF"/>
+              <w:right w:val="single" w:sz="4" w:space="0" w:color="D5D8DF"/>
+            </w:tcBorders>
+          </w:tcPr>
+          <w:p>
+            <w:pPr>
+              <w:pStyle w:val="DJTableText"/>
+            </w:pPr>
+            <w:r>
+              <w:rPr/>
+              <w:t>Implemented and tested</w:t>
+            </w:r>
+          </w:p>
+        </w:tc>
+      </w:tr>
+      <w:tr>
+        <w:trPr>
+          <w:cantSplit w:val="true"/>
+        </w:trPr>
+        <w:tc>
+          <w:tcPr>
+            <w:tcW w:type="dxa" w:w="4514"/>
+            <w:vAlign w:val="center"/>
+            <w:shd w:val="clear" w:color="auto" w:fill="F7F8FA"/>
+            <w:tcBorders>
+              <w:top w:val="single" w:sz="4" w:space="0" w:color="D5D8DF"/>
+              <w:left w:val="single" w:sz="4" w:space="0" w:color="D5D8DF"/>
+              <w:bottom w:val="single" w:sz="4" w:space="0" w:color="D5D8DF"/>
+              <w:right w:val="single" w:sz="4" w:space="0" w:color="D5D8DF"/>
+            </w:tcBorders>
+          </w:tcPr>
+          <w:p>
+            <w:pPr>
+              <w:pStyle w:val="DJTableText"/>
+            </w:pPr>
+            <w:r>
+              <w:rPr/>
+              <w:t>Five opportunities: contact, tailored CV, briefing, motivation, email, bulk approve, dispatch, bounce</w:t>
+            </w:r>
+          </w:p>
+        </w:tc>
+        <w:tc>
+          <w:tcPr>
+            <w:tcW w:type="dxa" w:w="4514"/>
+            <w:vAlign w:val="center"/>
+            <w:shd w:val="clear" w:color="auto" w:fill="F7F8FA"/>
+            <w:tcBorders>
+              <w:top w:val="single" w:sz="4" w:space="0" w:color="D5D8DF"/>
+              <w:left w:val="single" w:sz="4" w:space="0" w:color="D5D8DF"/>
+              <w:bottom w:val="single" w:sz="4" w:space="0" w:color="D5D8DF"/>
+              <w:right w:val="single" w:sz="4" w:space="0" w:color="D5D8DF"/>
+            </w:tcBorders>
+          </w:tcPr>
+          <w:p>
+            <w:pPr>
+              <w:pStyle w:val="DJTableText"/>
+            </w:pPr>
+            <w:r>
+              <w:rPr/>
+              <w:t>Implemented; dispatch needs the Resend key or Gmail OAuth</w:t>
+            </w:r>
+          </w:p>
+        </w:tc>
+      </w:tr>
+      <w:tr>
+        <w:trPr>
+          <w:cantSplit w:val="true"/>
+        </w:trPr>
+        <w:tc>
+          <w:tcPr>
+            <w:tcW w:type="dxa" w:w="4514"/>
+            <w:vAlign w:val="center"/>
+            <w:tcBorders>
+              <w:top w:val="single" w:sz="4" w:space="0" w:color="D5D8DF"/>
+              <w:left w:val="single" w:sz="4" w:space="0" w:color="D5D8DF"/>
+              <w:bottom w:val="single" w:sz="4" w:space="0" w:color="D5D8DF"/>
+              <w:right w:val="single" w:sz="4" w:space="0" w:color="D5D8DF"/>
+            </w:tcBorders>
+          </w:tcPr>
+          <w:p>
+            <w:pPr>
+              <w:pStyle w:val="DJTableText"/>
+            </w:pPr>
+            <w:r>
+              <w:rPr/>
+              <w:t>ATS application form pre-filled, never submitted</w:t>
+            </w:r>
+          </w:p>
+        </w:tc>
+        <w:tc>
+          <w:tcPr>
+            <w:tcW w:type="dxa" w:w="4514"/>
+            <w:vAlign w:val="center"/>
+            <w:tcBorders>
+              <w:top w:val="single" w:sz="4" w:space="0" w:color="D5D8DF"/>
+              <w:left w:val="single" w:sz="4" w:space="0" w:color="D5D8DF"/>
+              <w:bottom w:val="single" w:sz="4" w:space="0" w:color="D5D8DF"/>
+              <w:right w:val="single" w:sz="4" w:space="0" w:color="D5D8DF"/>
+            </w:tcBorders>
+          </w:tcPr>
+          <w:p>
+            <w:pPr>
+              <w:pStyle w:val="DJTableText"/>
+            </w:pPr>
+            <w:r>
+              <w:rPr/>
+              <w:t>Implemented; browsed against the user's own session</w:t>
+            </w:r>
+          </w:p>
+        </w:tc>
+      </w:tr>
+      <w:tr>
+        <w:trPr>
+          <w:cantSplit w:val="true"/>
+        </w:trPr>
+        <w:tc>
+          <w:tcPr>
+            <w:tcW w:type="dxa" w:w="4514"/>
+            <w:vAlign w:val="center"/>
+            <w:shd w:val="clear" w:color="auto" w:fill="F7F8FA"/>
+            <w:tcBorders>
+              <w:top w:val="single" w:sz="4" w:space="0" w:color="D5D8DF"/>
+              <w:left w:val="single" w:sz="4" w:space="0" w:color="D5D8DF"/>
+              <w:bottom w:val="single" w:sz="4" w:space="0" w:color="D5D8DF"/>
+              <w:right w:val="single" w:sz="4" w:space="0" w:color="D5D8DF"/>
+            </w:tcBorders>
+          </w:tcPr>
+          <w:p>
+            <w:pPr>
+              <w:pStyle w:val="DJTableText"/>
+            </w:pPr>
+            <w:r>
+              <w:rPr/>
+              <w:t>Second job seeker reuses profiles, sees no private data of the first</w:t>
+            </w:r>
+          </w:p>
+        </w:tc>
+        <w:tc>
+          <w:tcPr>
+            <w:tcW w:type="dxa" w:w="4514"/>
             <w:vAlign w:val="center"/>
             <w:shd w:val="clear" w:color="auto" w:fill="F7F8FA"/>
             <w:tcBorders>
@@ -7742,103 +8647,7 @@
         </w:trPr>
         <w:tc>
           <w:tcPr>
-            <w:tcW w:type="dxa" w:w="4546"/>
-            <w:vAlign w:val="center"/>
-            <w:tcBorders>
-              <w:top w:val="single" w:sz="4" w:space="0" w:color="D5D8DF"/>
-              <w:left w:val="single" w:sz="4" w:space="0" w:color="D5D8DF"/>
-              <w:bottom w:val="single" w:sz="4" w:space="0" w:color="D5D8DF"/>
-              <w:right w:val="single" w:sz="4" w:space="0" w:color="D5D8DF"/>
-            </w:tcBorders>
-          </w:tcPr>
-          <w:p>
-            <w:pPr>
-              <w:pStyle w:val="DJTableText"/>
-            </w:pPr>
-            <w:r>
-              <w:rPr/>
-              <w:t>Five opportunities: contact, tailored CV, briefing, motivation, email, bulk approve, dispatch, bounce</w:t>
-            </w:r>
-          </w:p>
-        </w:tc>
-        <w:tc>
-          <w:tcPr>
-            <w:tcW w:type="dxa" w:w="4483"/>
-            <w:vAlign w:val="center"/>
-            <w:tcBorders>
-              <w:top w:val="single" w:sz="4" w:space="0" w:color="D5D8DF"/>
-              <w:left w:val="single" w:sz="4" w:space="0" w:color="D5D8DF"/>
-              <w:bottom w:val="single" w:sz="4" w:space="0" w:color="D5D8DF"/>
-              <w:right w:val="single" w:sz="4" w:space="0" w:color="D5D8DF"/>
-            </w:tcBorders>
-          </w:tcPr>
-          <w:p>
-            <w:pPr>
-              <w:pStyle w:val="DJTableText"/>
-            </w:pPr>
-            <w:r>
-              <w:rPr/>
-              <w:t>Implemented; dispatch needs the Resend key or Gmail OAuth</w:t>
-            </w:r>
-          </w:p>
-        </w:tc>
-      </w:tr>
-      <w:tr>
-        <w:trPr>
-          <w:cantSplit w:val="true"/>
-        </w:trPr>
-        <w:tc>
-          <w:tcPr>
-            <w:tcW w:type="dxa" w:w="4546"/>
-            <w:vAlign w:val="center"/>
-            <w:shd w:val="clear" w:color="auto" w:fill="F7F8FA"/>
-            <w:tcBorders>
-              <w:top w:val="single" w:sz="4" w:space="0" w:color="D5D8DF"/>
-              <w:left w:val="single" w:sz="4" w:space="0" w:color="D5D8DF"/>
-              <w:bottom w:val="single" w:sz="4" w:space="0" w:color="D5D8DF"/>
-              <w:right w:val="single" w:sz="4" w:space="0" w:color="D5D8DF"/>
-            </w:tcBorders>
-          </w:tcPr>
-          <w:p>
-            <w:pPr>
-              <w:pStyle w:val="DJTableText"/>
-            </w:pPr>
-            <w:r>
-              <w:rPr/>
-              <w:t>Second job seeker reuses profiles, sees no private data of the first</w:t>
-            </w:r>
-          </w:p>
-        </w:tc>
-        <w:tc>
-          <w:tcPr>
-            <w:tcW w:type="dxa" w:w="4483"/>
-            <w:vAlign w:val="center"/>
-            <w:shd w:val="clear" w:color="auto" w:fill="F7F8FA"/>
-            <w:tcBorders>
-              <w:top w:val="single" w:sz="4" w:space="0" w:color="D5D8DF"/>
-              <w:left w:val="single" w:sz="4" w:space="0" w:color="D5D8DF"/>
-              <w:bottom w:val="single" w:sz="4" w:space="0" w:color="D5D8DF"/>
-              <w:right w:val="single" w:sz="4" w:space="0" w:color="D5D8DF"/>
-            </w:tcBorders>
-          </w:tcPr>
-          <w:p>
-            <w:pPr>
-              <w:pStyle w:val="DJTableText"/>
-            </w:pPr>
-            <w:r>
-              <w:rPr/>
-              <w:t>Implemented and tested</w:t>
-            </w:r>
-          </w:p>
-        </w:tc>
-      </w:tr>
-      <w:tr>
-        <w:trPr>
-          <w:cantSplit w:val="true"/>
-        </w:trPr>
-        <w:tc>
-          <w:tcPr>
-            <w:tcW w:type="dxa" w:w="4546"/>
+            <w:tcW w:type="dxa" w:w="4514"/>
             <w:vAlign w:val="center"/>
             <w:tcBorders>
               <w:top w:val="single" w:sz="4" w:space="0" w:color="D5D8DF"/>
@@ -7859,7 +8668,7 @@
         </w:tc>
         <w:tc>
           <w:tcPr>
-            <w:tcW w:type="dxa" w:w="4483"/>
+            <w:tcW w:type="dxa" w:w="4514"/>
             <w:vAlign w:val="center"/>
             <w:tcBorders>
               <w:top w:val="single" w:sz="4" w:space="0" w:color="D5D8DF"/>
@@ -7885,7 +8694,7 @@
         </w:trPr>
         <w:tc>
           <w:tcPr>
-            <w:tcW w:type="dxa" w:w="4546"/>
+            <w:tcW w:type="dxa" w:w="4514"/>
             <w:vAlign w:val="center"/>
             <w:shd w:val="clear" w:color="auto" w:fill="F7F8FA"/>
             <w:tcBorders>
@@ -7907,7 +8716,7 @@
         </w:tc>
         <w:tc>
           <w:tcPr>
-            <w:tcW w:type="dxa" w:w="4483"/>
+            <w:tcW w:type="dxa" w:w="4514"/>
             <w:vAlign w:val="center"/>
             <w:shd w:val="clear" w:color="auto" w:fill="F7F8FA"/>
             <w:tcBorders>
@@ -7934,7 +8743,7 @@
         </w:trPr>
         <w:tc>
           <w:tcPr>
-            <w:tcW w:type="dxa" w:w="4546"/>
+            <w:tcW w:type="dxa" w:w="4514"/>
             <w:vAlign w:val="center"/>
             <w:tcBorders>
               <w:top w:val="single" w:sz="4" w:space="0" w:color="D5D8DF"/>
@@ -7955,8 +8764,153 @@
         </w:tc>
         <w:tc>
           <w:tcPr>
-            <w:tcW w:type="dxa" w:w="4483"/>
+            <w:tcW w:type="dxa" w:w="4514"/>
             <w:vAlign w:val="center"/>
+            <w:tcBorders>
+              <w:top w:val="single" w:sz="4" w:space="0" w:color="D5D8DF"/>
+              <w:left w:val="single" w:sz="4" w:space="0" w:color="D5D8DF"/>
+              <w:bottom w:val="single" w:sz="4" w:space="0" w:color="D5D8DF"/>
+              <w:right w:val="single" w:sz="4" w:space="0" w:color="D5D8DF"/>
+            </w:tcBorders>
+          </w:tcPr>
+          <w:p>
+            <w:pPr>
+              <w:pStyle w:val="DJTableText"/>
+            </w:pPr>
+            <w:r>
+              <w:rPr/>
+              <w:t>Implemented; scheduler autostarts at boot</w:t>
+            </w:r>
+          </w:p>
+        </w:tc>
+      </w:tr>
+      <w:tr>
+        <w:trPr>
+          <w:cantSplit w:val="true"/>
+        </w:trPr>
+        <w:tc>
+          <w:tcPr>
+            <w:tcW w:type="dxa" w:w="4514"/>
+            <w:vAlign w:val="center"/>
+            <w:shd w:val="clear" w:color="auto" w:fill="F7F8FA"/>
+            <w:tcBorders>
+              <w:top w:val="single" w:sz="4" w:space="0" w:color="D5D8DF"/>
+              <w:left w:val="single" w:sz="4" w:space="0" w:color="D5D8DF"/>
+              <w:bottom w:val="single" w:sz="4" w:space="0" w:color="D5D8DF"/>
+              <w:right w:val="single" w:sz="4" w:space="0" w:color="D5D8DF"/>
+            </w:tcBorders>
+          </w:tcPr>
+          <w:p>
+            <w:pPr>
+              <w:pStyle w:val="DJTableText"/>
+            </w:pPr>
+            <w:r>
+              <w:rPr/>
+              <w:t>Interview-invitation reply, calendar check, drafted confirmation, mock interview</w:t>
+            </w:r>
+          </w:p>
+        </w:tc>
+        <w:tc>
+          <w:tcPr>
+            <w:tcW w:type="dxa" w:w="4514"/>
+            <w:vAlign w:val="center"/>
+            <w:shd w:val="clear" w:color="auto" w:fill="F7F8FA"/>
+            <w:tcBorders>
+              <w:top w:val="single" w:sz="4" w:space="0" w:color="D5D8DF"/>
+              <w:left w:val="single" w:sz="4" w:space="0" w:color="D5D8DF"/>
+              <w:bottom w:val="single" w:sz="4" w:space="0" w:color="D5D8DF"/>
+              <w:right w:val="single" w:sz="4" w:space="0" w:color="D5D8DF"/>
+            </w:tcBorders>
+          </w:tcPr>
+          <w:p>
+            <w:pPr>
+              <w:pStyle w:val="DJTableText"/>
+            </w:pPr>
+            <w:r>
+              <w:rPr/>
+              <w:t>Implemented; Google Calendar needs OAuth credentials, Microsoft client not yet connectable</w:t>
+            </w:r>
+          </w:p>
+        </w:tc>
+      </w:tr>
+      <w:tr>
+        <w:trPr>
+          <w:cantSplit w:val="true"/>
+        </w:trPr>
+        <w:tc>
+          <w:tcPr>
+            <w:tcW w:type="dxa" w:w="4514"/>
+            <w:vAlign w:val="center"/>
+            <w:tcBorders>
+              <w:top w:val="single" w:sz="4" w:space="0" w:color="D5D8DF"/>
+              <w:left w:val="single" w:sz="4" w:space="0" w:color="D5D8DF"/>
+              <w:bottom w:val="single" w:sz="4" w:space="0" w:color="D5D8DF"/>
+              <w:right w:val="single" w:sz="4" w:space="0" w:color="D5D8DF"/>
+            </w:tcBorders>
+          </w:tcPr>
+          <w:p>
+            <w:pPr>
+              <w:pStyle w:val="DJTableText"/>
+            </w:pPr>
+            <w:r>
+              <w:rPr/>
+              <w:t>Employer reviews read from the company's own pages and fed to attractiveness</w:t>
+            </w:r>
+          </w:p>
+        </w:tc>
+        <w:tc>
+          <w:tcPr>
+            <w:tcW w:type="dxa" w:w="4514"/>
+            <w:vAlign w:val="center"/>
+            <w:tcBorders>
+              <w:top w:val="single" w:sz="4" w:space="0" w:color="D5D8DF"/>
+              <w:left w:val="single" w:sz="4" w:space="0" w:color="D5D8DF"/>
+              <w:bottom w:val="single" w:sz="4" w:space="0" w:color="D5D8DF"/>
+              <w:right w:val="single" w:sz="4" w:space="0" w:color="D5D8DF"/>
+            </w:tcBorders>
+          </w:tcPr>
+          <w:p>
+            <w:pPr>
+              <w:pStyle w:val="DJTableText"/>
+            </w:pPr>
+            <w:r>
+              <w:rPr/>
+              <w:t>Implemented, advisory only</w:t>
+            </w:r>
+          </w:p>
+        </w:tc>
+      </w:tr>
+      <w:tr>
+        <w:trPr>
+          <w:cantSplit w:val="true"/>
+        </w:trPr>
+        <w:tc>
+          <w:tcPr>
+            <w:tcW w:type="dxa" w:w="4514"/>
+            <w:vAlign w:val="center"/>
+            <w:shd w:val="clear" w:color="auto" w:fill="F7F8FA"/>
+            <w:tcBorders>
+              <w:top w:val="single" w:sz="4" w:space="0" w:color="D5D8DF"/>
+              <w:left w:val="single" w:sz="4" w:space="0" w:color="D5D8DF"/>
+              <w:bottom w:val="single" w:sz="4" w:space="0" w:color="D5D8DF"/>
+              <w:right w:val="single" w:sz="4" w:space="0" w:color="D5D8DF"/>
+            </w:tcBorders>
+          </w:tcPr>
+          <w:p>
+            <w:pPr>
+              <w:pStyle w:val="DJTableText"/>
+            </w:pPr>
+            <w:r>
+              <w:rPr/>
+              <w:t>Event and community radar with travel tolerance and calendar export</w:t>
+            </w:r>
+          </w:p>
+        </w:tc>
+        <w:tc>
+          <w:tcPr>
+            <w:tcW w:type="dxa" w:w="4514"/>
+            <w:vAlign w:val="center"/>
+            <w:shd w:val="clear" w:color="auto" w:fill="F7F8FA"/>
             <w:tcBorders>
               <w:top w:val="single" w:sz="4" w:space="0" w:color="D5D8DF"/>
               <w:left w:val="single" w:sz="4" w:space="0" w:color="D5D8DF"/>
@@ -7981,9 +8935,8 @@
         </w:trPr>
         <w:tc>
           <w:tcPr>
-            <w:tcW w:type="dxa" w:w="4546"/>
+            <w:tcW w:type="dxa" w:w="4514"/>
             <w:vAlign w:val="center"/>
-            <w:shd w:val="clear" w:color="auto" w:fill="F7F8FA"/>
             <w:tcBorders>
               <w:top w:val="single" w:sz="4" w:space="0" w:color="D5D8DF"/>
               <w:left w:val="single" w:sz="4" w:space="0" w:color="D5D8DF"/>
@@ -7997,15 +8950,14 @@
             </w:pPr>
             <w:r>
               <w:rPr/>
-              <w:t>Interview-invitation reply, calendar check, drafted confirmation, mock interview</w:t>
+              <w:t>Administrator creates, suspends, resets and deletes accounts; last admin protected</w:t>
             </w:r>
           </w:p>
         </w:tc>
         <w:tc>
           <w:tcPr>
-            <w:tcW w:type="dxa" w:w="4483"/>
+            <w:tcW w:type="dxa" w:w="4514"/>
             <w:vAlign w:val="center"/>
-            <w:shd w:val="clear" w:color="auto" w:fill="F7F8FA"/>
             <w:tcBorders>
               <w:top w:val="single" w:sz="4" w:space="0" w:color="D5D8DF"/>
               <w:left w:val="single" w:sz="4" w:space="0" w:color="D5D8DF"/>
@@ -8019,7 +8971,7 @@
             </w:pPr>
             <w:r>
               <w:rPr/>
-              <w:t>Implemented; calendar needs OAuth credentials</w:t>
+              <w:t>Implemented and tested</w:t>
             </w:r>
           </w:p>
         </w:tc>
@@ -8030,8 +8982,9 @@
         </w:trPr>
         <w:tc>
           <w:tcPr>
-            <w:tcW w:type="dxa" w:w="4546"/>
+            <w:tcW w:type="dxa" w:w="4514"/>
             <w:vAlign w:val="center"/>
+            <w:shd w:val="clear" w:color="auto" w:fill="F7F8FA"/>
             <w:tcBorders>
               <w:top w:val="single" w:sz="4" w:space="0" w:color="D5D8DF"/>
               <w:left w:val="single" w:sz="4" w:space="0" w:color="D5D8DF"/>
@@ -8051,8 +9004,9 @@
         </w:tc>
         <w:tc>
           <w:tcPr>
-            <w:tcW w:type="dxa" w:w="4483"/>
+            <w:tcW w:type="dxa" w:w="4514"/>
             <w:vAlign w:val="center"/>
+            <w:shd w:val="clear" w:color="auto" w:fill="F7F8FA"/>
             <w:tcBorders>
               <w:top w:val="single" w:sz="4" w:space="0" w:color="D5D8DF"/>
               <w:left w:val="single" w:sz="4" w:space="0" w:color="D5D8DF"/>
@@ -8159,7 +9113,7 @@
         <w:color w:val="6B7280"/>
         <w:sz w:val="17"/>
       </w:rPr>
-      <w:t>8 September 2026</w:t>
+      <w:t>11 September 2026</w:t>
     </w:r>
     <w:r>
       <w:rPr>
@@ -8291,7 +9245,7 @@
         <w:sz w:val="17"/>
       </w:rPr>
       <w:tab/>
-      <w:t>Version 1.0</w:t>
+      <w:t>Version 1.1</w:t>
     </w:r>
   </w:p>
 </w:hdr>
